--- a/2_syncom/1_Lotus/0_preprocessing/Pre_processing_LotusSynCom_MiSeq.docx
+++ b/2_syncom/1_Lotus/0_preprocessing/Pre_processing_LotusSynCom_MiSeq.docx
@@ -23,9 +23,8 @@
           <w:szCs w:val="20"/>
           <w:lang w:val="en-GB"/>
         </w:rPr>
-        <w:t xml:space="preserve">Preprocessing </w:t>
-      </w:r>
-      <w:proofErr w:type="spellStart"/>
+        <w:t>Preprocessing MiSeq data (Lotus</w:t>
+      </w:r>
       <w:r>
         <w:rPr>
           <w:rFonts w:ascii="Arial" w:hAnsi="Arial" w:cs="Arial"/>
@@ -35,9 +34,8 @@
           <w:szCs w:val="20"/>
           <w:lang w:val="en-GB"/>
         </w:rPr>
-        <w:t>MiSeq</w:t>
-      </w:r>
-      <w:proofErr w:type="spellEnd"/>
+        <w:t xml:space="preserve"> SC</w:t>
+      </w:r>
       <w:r>
         <w:rPr>
           <w:rFonts w:ascii="Arial" w:hAnsi="Arial" w:cs="Arial"/>
@@ -47,105 +45,65 @@
           <w:szCs w:val="20"/>
           <w:lang w:val="en-GB"/>
         </w:rPr>
-        <w:t xml:space="preserve"> data (Lotus)</w:t>
-      </w:r>
-    </w:p>
-    <w:p>
-      <w:pPr>
-        <w:rPr>
-          <w:rFonts w:ascii="Arial" w:hAnsi="Arial" w:cs="Arial"/>
-          <w:sz w:val="20"/>
-          <w:szCs w:val="20"/>
-          <w:lang w:val="en-GB"/>
-        </w:rPr>
-      </w:pPr>
-    </w:p>
-    <w:p>
-      <w:pPr>
-        <w:rPr>
-          <w:rFonts w:ascii="Arial" w:hAnsi="Arial" w:cs="Arial"/>
-          <w:sz w:val="20"/>
-          <w:szCs w:val="20"/>
-          <w:lang w:val="en-GB"/>
-        </w:rPr>
-      </w:pPr>
-      <w:r>
-        <w:rPr>
-          <w:rFonts w:ascii="Arial" w:hAnsi="Arial" w:cs="Arial"/>
-          <w:sz w:val="20"/>
-          <w:szCs w:val="20"/>
-          <w:lang w:val="en-GB"/>
-        </w:rPr>
-        <w:t xml:space="preserve">Where can files/scripts be found on server (cluster, </w:t>
-      </w:r>
-      <w:proofErr w:type="spellStart"/>
-      <w:r>
-        <w:rPr>
-          <w:rFonts w:ascii="Arial" w:hAnsi="Arial" w:cs="Arial"/>
-          <w:sz w:val="20"/>
-          <w:szCs w:val="20"/>
-          <w:lang w:val="en-GB"/>
-        </w:rPr>
-        <w:t>genomeDK</w:t>
-      </w:r>
-      <w:proofErr w:type="spellEnd"/>
-      <w:r>
-        <w:rPr>
-          <w:rFonts w:ascii="Arial" w:hAnsi="Arial" w:cs="Arial"/>
-          <w:sz w:val="20"/>
-          <w:szCs w:val="20"/>
-          <w:lang w:val="en-GB"/>
-        </w:rPr>
-        <w:t>)?</w:t>
-      </w:r>
-    </w:p>
-    <w:p>
-      <w:pPr>
-        <w:rPr>
-          <w:rFonts w:ascii="Arial" w:hAnsi="Arial" w:cs="Arial"/>
-          <w:sz w:val="20"/>
-          <w:szCs w:val="20"/>
-          <w:lang w:val="en-GB"/>
-        </w:rPr>
-      </w:pPr>
-    </w:p>
-    <w:p>
-      <w:pPr>
-        <w:rPr>
-          <w:rFonts w:ascii="Arial" w:hAnsi="Arial" w:cs="Arial"/>
-          <w:sz w:val="20"/>
-          <w:szCs w:val="20"/>
-          <w:lang w:val="en-GB"/>
-        </w:rPr>
-      </w:pPr>
-      <w:r>
-        <w:rPr>
-          <w:rFonts w:ascii="Arial" w:hAnsi="Arial" w:cs="Arial"/>
-          <w:sz w:val="20"/>
-          <w:szCs w:val="20"/>
-          <w:lang w:val="en-GB"/>
-        </w:rPr>
-        <w:t>/home/</w:t>
-      </w:r>
-      <w:proofErr w:type="spellStart"/>
-      <w:r>
-        <w:rPr>
-          <w:rFonts w:ascii="Arial" w:hAnsi="Arial" w:cs="Arial"/>
-          <w:sz w:val="20"/>
-          <w:szCs w:val="20"/>
-          <w:lang w:val="en-GB"/>
-        </w:rPr>
-        <w:t>amartyn</w:t>
-      </w:r>
-      <w:proofErr w:type="spellEnd"/>
-      <w:r>
-        <w:rPr>
-          <w:rFonts w:ascii="Arial" w:hAnsi="Arial" w:cs="Arial"/>
-          <w:sz w:val="20"/>
-          <w:szCs w:val="20"/>
-          <w:lang w:val="en-GB"/>
-        </w:rPr>
-        <w:t>/3_LotusSYM_LjSC/V5V7_analysis/V5V7_Apr23</w:t>
+        <w:t>)</w:t>
+      </w:r>
+    </w:p>
+    <w:p>
+      <w:pPr>
+        <w:rPr>
+          <w:rFonts w:ascii="Arial" w:hAnsi="Arial" w:cs="Arial"/>
+          <w:sz w:val="20"/>
+          <w:szCs w:val="20"/>
+          <w:lang w:val="en-GB"/>
+        </w:rPr>
+      </w:pPr>
+    </w:p>
+    <w:p>
+      <w:pPr>
+        <w:rPr>
+          <w:rFonts w:ascii="Arial" w:hAnsi="Arial" w:cs="Arial"/>
+          <w:sz w:val="20"/>
+          <w:szCs w:val="20"/>
+          <w:lang w:val="en-GB"/>
+        </w:rPr>
+      </w:pPr>
+      <w:r>
+        <w:rPr>
+          <w:rFonts w:ascii="Arial" w:hAnsi="Arial" w:cs="Arial"/>
+          <w:sz w:val="20"/>
+          <w:szCs w:val="20"/>
+          <w:lang w:val="en-GB"/>
+        </w:rPr>
+        <w:t>Where can files/scripts be found on server (cluster, genomeDK)?</w:t>
+      </w:r>
+    </w:p>
+    <w:p>
+      <w:pPr>
+        <w:rPr>
+          <w:rFonts w:ascii="Arial" w:hAnsi="Arial" w:cs="Arial"/>
+          <w:sz w:val="20"/>
+          <w:szCs w:val="20"/>
+          <w:lang w:val="en-GB"/>
+        </w:rPr>
+      </w:pPr>
+    </w:p>
+    <w:p>
+      <w:pPr>
+        <w:rPr>
+          <w:rFonts w:ascii="Arial" w:hAnsi="Arial" w:cs="Arial"/>
+          <w:sz w:val="20"/>
+          <w:szCs w:val="20"/>
+          <w:lang w:val="en-GB"/>
+        </w:rPr>
+      </w:pPr>
+      <w:r>
+        <w:rPr>
+          <w:rFonts w:ascii="Arial" w:hAnsi="Arial" w:cs="Arial"/>
+          <w:sz w:val="20"/>
+          <w:szCs w:val="20"/>
+          <w:lang w:val="en-GB"/>
+        </w:rPr>
+        <w:t>/home/amartyn/3_LotusSYM_LjSC/V5V7_analysis/Oct25</w:t>
       </w:r>
     </w:p>
     <w:p>
@@ -203,146 +161,55 @@
           <w:szCs w:val="20"/>
           <w:lang w:val="en-GB"/>
         </w:rPr>
-        <w:t>(qiime2-2021.4) [amartyn@fe-open-01 V5V7_Apr</w:t>
-      </w:r>
-      <w:proofErr w:type="gramStart"/>
-      <w:r>
-        <w:rPr>
-          <w:rFonts w:ascii="Arial" w:hAnsi="Arial" w:cs="Arial"/>
-          <w:sz w:val="20"/>
-          <w:szCs w:val="20"/>
-          <w:lang w:val="en-GB"/>
-        </w:rPr>
-        <w:t>23]$</w:t>
-      </w:r>
-      <w:proofErr w:type="gramEnd"/>
-      <w:r>
-        <w:rPr>
-          <w:rFonts w:ascii="Arial" w:hAnsi="Arial" w:cs="Arial"/>
-          <w:sz w:val="20"/>
-          <w:szCs w:val="20"/>
-          <w:lang w:val="en-GB"/>
-        </w:rPr>
-        <w:t xml:space="preserve"> </w:t>
-      </w:r>
-      <w:proofErr w:type="spellStart"/>
-      <w:r>
-        <w:rPr>
-          <w:rFonts w:ascii="Arial" w:hAnsi="Arial" w:cs="Arial"/>
-          <w:sz w:val="20"/>
-          <w:szCs w:val="20"/>
-          <w:lang w:val="en-GB"/>
-        </w:rPr>
-        <w:t>conda</w:t>
-      </w:r>
-      <w:proofErr w:type="spellEnd"/>
-      <w:r>
-        <w:rPr>
-          <w:rFonts w:ascii="Arial" w:hAnsi="Arial" w:cs="Arial"/>
-          <w:sz w:val="20"/>
-          <w:szCs w:val="20"/>
-          <w:lang w:val="en-GB"/>
-        </w:rPr>
-        <w:t xml:space="preserve"> --version</w:t>
-      </w:r>
-    </w:p>
-    <w:p>
-      <w:pPr>
-        <w:rPr>
-          <w:rFonts w:ascii="Arial" w:hAnsi="Arial" w:cs="Arial"/>
-          <w:sz w:val="20"/>
-          <w:szCs w:val="20"/>
-          <w:lang w:val="en-GB"/>
-        </w:rPr>
-      </w:pPr>
-      <w:proofErr w:type="spellStart"/>
-      <w:r>
-        <w:rPr>
-          <w:rFonts w:ascii="Arial" w:hAnsi="Arial" w:cs="Arial"/>
-          <w:sz w:val="20"/>
-          <w:szCs w:val="20"/>
-          <w:lang w:val="en-GB"/>
-        </w:rPr>
-        <w:t>conda</w:t>
-      </w:r>
-      <w:proofErr w:type="spellEnd"/>
-      <w:r>
-        <w:rPr>
-          <w:rFonts w:ascii="Arial" w:hAnsi="Arial" w:cs="Arial"/>
-          <w:sz w:val="20"/>
-          <w:szCs w:val="20"/>
-          <w:lang w:val="en-GB"/>
-        </w:rPr>
-        <w:t xml:space="preserve"> 4.8.3</w:t>
-      </w:r>
-    </w:p>
-    <w:p>
-      <w:pPr>
-        <w:rPr>
-          <w:rFonts w:ascii="Arial" w:hAnsi="Arial" w:cs="Arial"/>
-          <w:sz w:val="20"/>
-          <w:szCs w:val="20"/>
-          <w:lang w:val="en-GB"/>
-        </w:rPr>
-      </w:pPr>
-    </w:p>
-    <w:p>
-      <w:pPr>
-        <w:rPr>
-          <w:rFonts w:ascii="Arial" w:hAnsi="Arial" w:cs="Arial"/>
-          <w:sz w:val="20"/>
-          <w:szCs w:val="20"/>
-          <w:lang w:val="en-GB"/>
-        </w:rPr>
-      </w:pPr>
-      <w:r>
-        <w:rPr>
-          <w:rFonts w:ascii="Arial" w:hAnsi="Arial" w:cs="Arial"/>
-          <w:sz w:val="20"/>
-          <w:szCs w:val="20"/>
-          <w:lang w:val="en-GB"/>
-        </w:rPr>
-        <w:t>(qiime2-2021.4) [amartyn@fe-open-01 V5V7_Apr</w:t>
-      </w:r>
-      <w:proofErr w:type="gramStart"/>
-      <w:r>
-        <w:rPr>
-          <w:rFonts w:ascii="Arial" w:hAnsi="Arial" w:cs="Arial"/>
-          <w:sz w:val="20"/>
-          <w:szCs w:val="20"/>
-          <w:lang w:val="en-GB"/>
-        </w:rPr>
-        <w:t>23]$</w:t>
-      </w:r>
-      <w:proofErr w:type="gramEnd"/>
-      <w:r>
-        <w:rPr>
-          <w:rFonts w:ascii="Arial" w:hAnsi="Arial" w:cs="Arial"/>
-          <w:sz w:val="20"/>
-          <w:szCs w:val="20"/>
-          <w:lang w:val="en-GB"/>
-        </w:rPr>
-        <w:t xml:space="preserve"> </w:t>
-      </w:r>
-      <w:proofErr w:type="spellStart"/>
-      <w:r>
-        <w:rPr>
-          <w:rFonts w:ascii="Arial" w:hAnsi="Arial" w:cs="Arial"/>
-          <w:sz w:val="20"/>
-          <w:szCs w:val="20"/>
-          <w:lang w:val="en-GB"/>
-        </w:rPr>
-        <w:t>qiime</w:t>
-      </w:r>
-      <w:proofErr w:type="spellEnd"/>
-      <w:r>
-        <w:rPr>
-          <w:rFonts w:ascii="Arial" w:hAnsi="Arial" w:cs="Arial"/>
-          <w:sz w:val="20"/>
-          <w:szCs w:val="20"/>
-          <w:lang w:val="en-GB"/>
-        </w:rPr>
-        <w:t xml:space="preserve"> --version</w:t>
+        <w:t>(qiime2-2021.4) [amartyn@fe-open-01 V5V7_Apr23]$ conda --version</w:t>
+      </w:r>
+    </w:p>
+    <w:p>
+      <w:pPr>
+        <w:rPr>
+          <w:rFonts w:ascii="Arial" w:hAnsi="Arial" w:cs="Arial"/>
+          <w:sz w:val="20"/>
+          <w:szCs w:val="20"/>
+          <w:lang w:val="en-GB"/>
+        </w:rPr>
+      </w:pPr>
+      <w:r>
+        <w:rPr>
+          <w:rFonts w:ascii="Arial" w:hAnsi="Arial" w:cs="Arial"/>
+          <w:sz w:val="20"/>
+          <w:szCs w:val="20"/>
+          <w:lang w:val="en-GB"/>
+        </w:rPr>
+        <w:t>conda 4.8.3</w:t>
+      </w:r>
+    </w:p>
+    <w:p>
+      <w:pPr>
+        <w:rPr>
+          <w:rFonts w:ascii="Arial" w:hAnsi="Arial" w:cs="Arial"/>
+          <w:sz w:val="20"/>
+          <w:szCs w:val="20"/>
+          <w:lang w:val="en-GB"/>
+        </w:rPr>
+      </w:pPr>
+    </w:p>
+    <w:p>
+      <w:pPr>
+        <w:rPr>
+          <w:rFonts w:ascii="Arial" w:hAnsi="Arial" w:cs="Arial"/>
+          <w:sz w:val="20"/>
+          <w:szCs w:val="20"/>
+          <w:lang w:val="en-GB"/>
+        </w:rPr>
+      </w:pPr>
+      <w:r>
+        <w:rPr>
+          <w:rFonts w:ascii="Arial" w:hAnsi="Arial" w:cs="Arial"/>
+          <w:sz w:val="20"/>
+          <w:szCs w:val="20"/>
+          <w:lang w:val="en-GB"/>
+        </w:rPr>
+        <w:t>(qiime2-2021.4) [amartyn@fe-open-01 V5V7_Apr23]$ qiime --version</w:t>
       </w:r>
     </w:p>
     <w:p>
@@ -390,47 +257,7 @@
           <w:szCs w:val="20"/>
           <w:lang w:val="en-GB"/>
         </w:rPr>
-        <w:t>(qiime2-2021.4) [amartyn@fe-open-01 V5V7_Apr</w:t>
-      </w:r>
-      <w:proofErr w:type="gramStart"/>
-      <w:r>
-        <w:rPr>
-          <w:rFonts w:ascii="Arial" w:hAnsi="Arial" w:cs="Arial"/>
-          <w:sz w:val="20"/>
-          <w:szCs w:val="20"/>
-          <w:lang w:val="en-GB"/>
-        </w:rPr>
-        <w:t>23]$</w:t>
-      </w:r>
-      <w:proofErr w:type="gramEnd"/>
-      <w:r>
-        <w:rPr>
-          <w:rFonts w:ascii="Arial" w:hAnsi="Arial" w:cs="Arial"/>
-          <w:sz w:val="20"/>
-          <w:szCs w:val="20"/>
-          <w:lang w:val="en-GB"/>
-        </w:rPr>
-        <w:t xml:space="preserve"> </w:t>
-      </w:r>
-      <w:proofErr w:type="spellStart"/>
-      <w:r>
-        <w:rPr>
-          <w:rFonts w:ascii="Arial" w:hAnsi="Arial" w:cs="Arial"/>
-          <w:sz w:val="20"/>
-          <w:szCs w:val="20"/>
-          <w:lang w:val="en-GB"/>
-        </w:rPr>
-        <w:t>qiime</w:t>
-      </w:r>
-      <w:proofErr w:type="spellEnd"/>
-      <w:r>
-        <w:rPr>
-          <w:rFonts w:ascii="Arial" w:hAnsi="Arial" w:cs="Arial"/>
-          <w:sz w:val="20"/>
-          <w:szCs w:val="20"/>
-          <w:lang w:val="en-GB"/>
-        </w:rPr>
-        <w:t xml:space="preserve"> info</w:t>
+        <w:t>(qiime2-2021.4) [amartyn@fe-open-01 Oct25]$ qiime info</w:t>
       </w:r>
     </w:p>
     <w:p>
@@ -604,25 +431,14 @@
           <w:lang w:val="en-GB"/>
         </w:rPr>
       </w:pPr>
-      <w:proofErr w:type="spellStart"/>
-      <w:r>
-        <w:rPr>
-          <w:rFonts w:ascii="Arial" w:hAnsi="Arial" w:cs="Arial"/>
-          <w:sz w:val="20"/>
-          <w:szCs w:val="20"/>
-          <w:lang w:val="en-GB"/>
-        </w:rPr>
-        <w:t>cutadapt</w:t>
-      </w:r>
-      <w:proofErr w:type="spellEnd"/>
-      <w:r>
-        <w:rPr>
-          <w:rFonts w:ascii="Arial" w:hAnsi="Arial" w:cs="Arial"/>
-          <w:sz w:val="20"/>
-          <w:szCs w:val="20"/>
-          <w:lang w:val="en-GB"/>
-        </w:rPr>
-        <w:t>: 2021.4.0</w:t>
+      <w:r>
+        <w:rPr>
+          <w:rFonts w:ascii="Arial" w:hAnsi="Arial" w:cs="Arial"/>
+          <w:sz w:val="20"/>
+          <w:szCs w:val="20"/>
+          <w:lang w:val="en-GB"/>
+        </w:rPr>
+        <w:t>cutadapt: 2021.4.0</w:t>
       </w:r>
     </w:p>
     <w:p>
@@ -672,25 +488,14 @@
           <w:lang w:val="en-GB"/>
         </w:rPr>
       </w:pPr>
-      <w:proofErr w:type="spellStart"/>
-      <w:r>
-        <w:rPr>
-          <w:rFonts w:ascii="Arial" w:hAnsi="Arial" w:cs="Arial"/>
-          <w:sz w:val="20"/>
-          <w:szCs w:val="20"/>
-          <w:lang w:val="en-GB"/>
-        </w:rPr>
-        <w:t>demux</w:t>
-      </w:r>
-      <w:proofErr w:type="spellEnd"/>
-      <w:r>
-        <w:rPr>
-          <w:rFonts w:ascii="Arial" w:hAnsi="Arial" w:cs="Arial"/>
-          <w:sz w:val="20"/>
-          <w:szCs w:val="20"/>
-          <w:lang w:val="en-GB"/>
-        </w:rPr>
-        <w:t>: 2021.4.0</w:t>
+      <w:r>
+        <w:rPr>
+          <w:rFonts w:ascii="Arial" w:hAnsi="Arial" w:cs="Arial"/>
+          <w:sz w:val="20"/>
+          <w:szCs w:val="20"/>
+          <w:lang w:val="en-GB"/>
+        </w:rPr>
+        <w:t>demux: 2021.4.0</w:t>
       </w:r>
     </w:p>
     <w:p>
@@ -937,27 +742,7 @@
           <w:szCs w:val="20"/>
           <w:lang w:val="en-GB"/>
         </w:rPr>
-        <w:t>rescript: 2021.</w:t>
-      </w:r>
-      <w:proofErr w:type="gramStart"/>
-      <w:r>
-        <w:rPr>
-          <w:rFonts w:ascii="Arial" w:hAnsi="Arial" w:cs="Arial"/>
-          <w:sz w:val="20"/>
-          <w:szCs w:val="20"/>
-          <w:lang w:val="en-GB"/>
-        </w:rPr>
-        <w:t>8.0+1.ge</w:t>
-      </w:r>
-      <w:proofErr w:type="gramEnd"/>
-      <w:r>
-        <w:rPr>
-          <w:rFonts w:ascii="Arial" w:hAnsi="Arial" w:cs="Arial"/>
-          <w:sz w:val="20"/>
-          <w:szCs w:val="20"/>
-          <w:lang w:val="en-GB"/>
-        </w:rPr>
-        <w:t>5a2628</w:t>
+        <w:t>rescript: 2021.8.0+1.ge5a2628</w:t>
       </w:r>
     </w:p>
     <w:p>
@@ -1026,53 +811,255 @@
           <w:lang w:val="en-GB"/>
         </w:rPr>
       </w:pPr>
-      <w:proofErr w:type="spellStart"/>
-      <w:r>
-        <w:rPr>
-          <w:rFonts w:ascii="Arial" w:hAnsi="Arial" w:cs="Arial"/>
-          <w:sz w:val="20"/>
-          <w:szCs w:val="20"/>
-          <w:lang w:val="en-GB"/>
-        </w:rPr>
-        <w:t>vsearch</w:t>
-      </w:r>
-      <w:proofErr w:type="spellEnd"/>
-      <w:r>
-        <w:rPr>
-          <w:rFonts w:ascii="Arial" w:hAnsi="Arial" w:cs="Arial"/>
-          <w:sz w:val="20"/>
-          <w:szCs w:val="20"/>
-          <w:lang w:val="en-GB"/>
-        </w:rPr>
-        <w:t>: 2021.4.0</w:t>
-      </w:r>
-    </w:p>
-    <w:p>
-      <w:pPr>
-        <w:rPr>
-          <w:rFonts w:ascii="Arial" w:hAnsi="Arial" w:cs="Arial"/>
-          <w:sz w:val="20"/>
-          <w:szCs w:val="20"/>
-          <w:lang w:val="en-GB"/>
-        </w:rPr>
-      </w:pPr>
-    </w:p>
-    <w:p>
-      <w:pPr>
-        <w:rPr>
-          <w:rFonts w:ascii="Arial" w:hAnsi="Arial" w:cs="Arial"/>
-          <w:sz w:val="20"/>
-          <w:szCs w:val="20"/>
-          <w:lang w:val="en-GB"/>
-        </w:rPr>
-      </w:pPr>
-      <w:r>
-        <w:rPr>
-          <w:rFonts w:ascii="Arial" w:hAnsi="Arial" w:cs="Arial"/>
-          <w:sz w:val="20"/>
-          <w:szCs w:val="20"/>
-          <w:lang w:val="en-GB"/>
-        </w:rPr>
+      <w:r>
+        <w:rPr>
+          <w:rFonts w:ascii="Arial" w:hAnsi="Arial" w:cs="Arial"/>
+          <w:sz w:val="20"/>
+          <w:szCs w:val="20"/>
+          <w:lang w:val="en-GB"/>
+        </w:rPr>
+        <w:t>vsearch: 2021.4.0</w:t>
+      </w:r>
+    </w:p>
+    <w:p>
+      <w:pPr>
+        <w:rPr>
+          <w:rFonts w:ascii="Arial" w:hAnsi="Arial" w:cs="Arial"/>
+          <w:sz w:val="20"/>
+          <w:szCs w:val="20"/>
+          <w:lang w:val="en-GB"/>
+        </w:rPr>
+      </w:pPr>
+    </w:p>
+    <w:p>
+      <w:pPr>
+        <w:rPr>
+          <w:rFonts w:ascii="Arial" w:hAnsi="Arial" w:cs="Arial"/>
+          <w:sz w:val="20"/>
+          <w:szCs w:val="20"/>
+          <w:lang w:val="en-GB"/>
+        </w:rPr>
+      </w:pPr>
+      <w:r>
+        <w:rPr>
+          <w:rFonts w:ascii="Arial" w:hAnsi="Arial" w:cs="Arial"/>
+          <w:sz w:val="20"/>
+          <w:szCs w:val="20"/>
+          <w:lang w:val="en-GB"/>
+        </w:rPr>
+        <w:t>Application config directory</w:t>
+      </w:r>
+    </w:p>
+    <w:p>
+      <w:pPr>
+        <w:rPr>
+          <w:rFonts w:ascii="Arial" w:hAnsi="Arial" w:cs="Arial"/>
+          <w:sz w:val="20"/>
+          <w:szCs w:val="20"/>
+          <w:lang w:val="en-GB"/>
+        </w:rPr>
+      </w:pPr>
+      <w:r>
+        <w:rPr>
+          <w:rFonts w:ascii="Arial" w:hAnsi="Arial" w:cs="Arial"/>
+          <w:sz w:val="20"/>
+          <w:szCs w:val="20"/>
+          <w:lang w:val="en-GB"/>
+        </w:rPr>
+        <w:t>/home/amartyn/miniconda3/envs/qiime2-2021.4/var/q2cli</w:t>
+      </w:r>
+    </w:p>
+    <w:p>
+      <w:pPr>
+        <w:rPr>
+          <w:rFonts w:ascii="Arial" w:hAnsi="Arial" w:cs="Arial"/>
+          <w:sz w:val="20"/>
+          <w:szCs w:val="20"/>
+          <w:lang w:val="en-GB"/>
+        </w:rPr>
+      </w:pPr>
+    </w:p>
+    <w:p>
+      <w:pPr>
+        <w:rPr>
+          <w:rFonts w:ascii="Arial" w:hAnsi="Arial" w:cs="Arial"/>
+          <w:sz w:val="20"/>
+          <w:szCs w:val="20"/>
+          <w:lang w:val="en-GB"/>
+        </w:rPr>
+      </w:pPr>
+    </w:p>
+    <w:p>
+      <w:pPr>
+        <w:rPr>
+          <w:rFonts w:ascii="Arial" w:hAnsi="Arial" w:cs="Arial"/>
+          <w:sz w:val="20"/>
+          <w:szCs w:val="20"/>
+          <w:lang w:val="en-GB"/>
+        </w:rPr>
+      </w:pPr>
+      <w:r>
+        <w:rPr>
+          <w:rFonts w:ascii="Arial" w:hAnsi="Arial" w:cs="Arial"/>
+          <w:sz w:val="20"/>
+          <w:szCs w:val="20"/>
+          <w:lang w:val="en-GB"/>
+        </w:rPr>
+        <w:t>(qiime2-2021.4) [amartyn@fe-open-01 Oct25]$ vsearch --version</w:t>
+      </w:r>
+    </w:p>
+    <w:p>
+      <w:pPr>
+        <w:rPr>
+          <w:rFonts w:ascii="Arial" w:hAnsi="Arial" w:cs="Arial"/>
+          <w:sz w:val="20"/>
+          <w:szCs w:val="20"/>
+          <w:lang w:val="en-GB"/>
+        </w:rPr>
+      </w:pPr>
+      <w:r>
+        <w:rPr>
+          <w:rFonts w:ascii="Arial" w:hAnsi="Arial" w:cs="Arial"/>
+          <w:sz w:val="20"/>
+          <w:szCs w:val="20"/>
+          <w:lang w:val="en-GB"/>
+        </w:rPr>
+        <w:t>vsearch v2.7.0_linux_x86_64, 503.4GB RAM, 64 cores</w:t>
+      </w:r>
+    </w:p>
+    <w:p>
+      <w:pPr>
+        <w:rPr>
+          <w:rFonts w:ascii="Arial" w:hAnsi="Arial" w:cs="Arial"/>
+          <w:sz w:val="20"/>
+          <w:szCs w:val="20"/>
+          <w:lang w:val="en-GB"/>
+        </w:rPr>
+      </w:pPr>
+      <w:r>
+        <w:rPr>
+          <w:rFonts w:ascii="Arial" w:hAnsi="Arial" w:cs="Arial"/>
+          <w:sz w:val="20"/>
+          <w:szCs w:val="20"/>
+          <w:lang w:val="en-GB"/>
+        </w:rPr>
+        <w:t>https://github.com/torognes/vsearch</w:t>
+      </w:r>
+    </w:p>
+    <w:p>
+      <w:pPr>
+        <w:rPr>
+          <w:rFonts w:ascii="Arial" w:hAnsi="Arial" w:cs="Arial"/>
+          <w:sz w:val="20"/>
+          <w:szCs w:val="20"/>
+          <w:lang w:val="en-GB"/>
+        </w:rPr>
+      </w:pPr>
+    </w:p>
+    <w:p>
+      <w:pPr>
+        <w:rPr>
+          <w:rFonts w:ascii="Arial" w:hAnsi="Arial" w:cs="Arial"/>
+          <w:sz w:val="20"/>
+          <w:szCs w:val="20"/>
+          <w:lang w:val="en-GB"/>
+        </w:rPr>
+      </w:pPr>
+      <w:r>
+        <w:rPr>
+          <w:rFonts w:ascii="Arial" w:hAnsi="Arial" w:cs="Arial"/>
+          <w:sz w:val="20"/>
+          <w:szCs w:val="20"/>
+          <w:lang w:val="en-GB"/>
+        </w:rPr>
+        <w:t>Rognes T, Flouri T, Nichols B, Quince C, Mahe F (2016)</w:t>
+      </w:r>
+    </w:p>
+    <w:p>
+      <w:pPr>
+        <w:rPr>
+          <w:rFonts w:ascii="Arial" w:hAnsi="Arial" w:cs="Arial"/>
+          <w:sz w:val="20"/>
+          <w:szCs w:val="20"/>
+          <w:lang w:val="en-GB"/>
+        </w:rPr>
+      </w:pPr>
+      <w:r>
+        <w:rPr>
+          <w:rFonts w:ascii="Arial" w:hAnsi="Arial" w:cs="Arial"/>
+          <w:sz w:val="20"/>
+          <w:szCs w:val="20"/>
+          <w:lang w:val="en-GB"/>
+        </w:rPr>
+        <w:t>VSEARCH: a versatile open source tool for metagenomics</w:t>
+      </w:r>
+    </w:p>
+    <w:p>
+      <w:pPr>
+        <w:rPr>
+          <w:rFonts w:ascii="Arial" w:hAnsi="Arial" w:cs="Arial"/>
+          <w:sz w:val="20"/>
+          <w:szCs w:val="20"/>
+          <w:lang w:val="de-DE"/>
+        </w:rPr>
+      </w:pPr>
+      <w:r>
+        <w:rPr>
+          <w:rFonts w:ascii="Arial" w:hAnsi="Arial" w:cs="Arial"/>
+          <w:sz w:val="20"/>
+          <w:szCs w:val="20"/>
+          <w:lang w:val="de-DE"/>
+        </w:rPr>
+        <w:t>PeerJ 4:e2584 doi: 10.7717/peerj.2584 https://doi.org/10.7717/peerj.2584</w:t>
+      </w:r>
+    </w:p>
+    <w:p>
+      <w:pPr>
+        <w:rPr>
+          <w:rFonts w:ascii="Arial" w:hAnsi="Arial" w:cs="Arial"/>
+          <w:sz w:val="20"/>
+          <w:szCs w:val="20"/>
+          <w:lang w:val="de-DE"/>
+        </w:rPr>
+      </w:pPr>
+    </w:p>
+    <w:p>
+      <w:pPr>
+        <w:rPr>
+          <w:rFonts w:ascii="Arial" w:hAnsi="Arial" w:cs="Arial"/>
+          <w:sz w:val="20"/>
+          <w:szCs w:val="20"/>
+          <w:lang w:val="en-GB"/>
+        </w:rPr>
+      </w:pPr>
+    </w:p>
+    <w:p>
+      <w:pPr>
+        <w:rPr>
+          <w:rFonts w:ascii="Arial" w:hAnsi="Arial" w:cs="Arial"/>
+          <w:sz w:val="20"/>
+          <w:szCs w:val="20"/>
+          <w:lang w:val="en-GB"/>
+        </w:rPr>
+      </w:pPr>
+    </w:p>
+    <w:p>
+      <w:pPr>
+        <w:rPr>
+          <w:rFonts w:ascii="Arial" w:hAnsi="Arial" w:cs="Arial"/>
+          <w:sz w:val="20"/>
+          <w:szCs w:val="20"/>
+          <w:lang w:val="en-GB"/>
+        </w:rPr>
+      </w:pPr>
+      <w:r>
+        <w:rPr>
+          <w:rFonts w:ascii="Arial" w:hAnsi="Arial" w:cs="Arial"/>
+          <w:sz w:val="20"/>
+          <w:szCs w:val="20"/>
+          <w:lang w:val="en-GB"/>
+        </w:rPr>
+        <w:lastRenderedPageBreak/>
         <w:t>The following is a workflow of the scripts used for preprocessing.</w:t>
       </w:r>
     </w:p>
@@ -1129,25 +1116,14 @@
           <w:lang w:val="en-GB"/>
         </w:rPr>
       </w:pPr>
-      <w:proofErr w:type="gramStart"/>
-      <w:r>
-        <w:rPr>
-          <w:rFonts w:ascii="Arial" w:hAnsi="Arial" w:cs="Arial"/>
-          <w:sz w:val="20"/>
-          <w:szCs w:val="20"/>
-          <w:lang w:val="en-GB"/>
-        </w:rPr>
-        <w:t>#!/</w:t>
-      </w:r>
-      <w:proofErr w:type="gramEnd"/>
-      <w:r>
-        <w:rPr>
-          <w:rFonts w:ascii="Arial" w:hAnsi="Arial" w:cs="Arial"/>
-          <w:sz w:val="20"/>
-          <w:szCs w:val="20"/>
-          <w:lang w:val="en-GB"/>
-        </w:rPr>
-        <w:t>bin/bash</w:t>
+      <w:r>
+        <w:rPr>
+          <w:rFonts w:ascii="Arial" w:hAnsi="Arial" w:cs="Arial"/>
+          <w:sz w:val="20"/>
+          <w:szCs w:val="20"/>
+          <w:lang w:val="en-GB"/>
+        </w:rPr>
+        <w:t>#!/bin/bash</w:t>
       </w:r>
     </w:p>
     <w:p>
@@ -1242,198 +1218,93 @@
           <w:szCs w:val="20"/>
           <w:lang w:val="en-GB"/>
         </w:rPr>
-        <w:t xml:space="preserve">#SBATCH --account </w:t>
-      </w:r>
-      <w:proofErr w:type="spellStart"/>
-      <w:r>
-        <w:rPr>
-          <w:rFonts w:ascii="Arial" w:hAnsi="Arial" w:cs="Arial"/>
-          <w:sz w:val="20"/>
-          <w:szCs w:val="20"/>
-          <w:lang w:val="en-GB"/>
-        </w:rPr>
-        <w:t>InRoot</w:t>
-      </w:r>
-      <w:proofErr w:type="spellEnd"/>
-    </w:p>
-    <w:p>
-      <w:pPr>
-        <w:rPr>
-          <w:rFonts w:ascii="Arial" w:hAnsi="Arial" w:cs="Arial"/>
-          <w:sz w:val="20"/>
-          <w:szCs w:val="20"/>
-          <w:lang w:val="en-GB"/>
-        </w:rPr>
-      </w:pPr>
-    </w:p>
-    <w:p>
-      <w:pPr>
-        <w:rPr>
-          <w:rFonts w:ascii="Arial" w:hAnsi="Arial" w:cs="Arial"/>
-          <w:sz w:val="20"/>
-          <w:szCs w:val="20"/>
-          <w:lang w:val="en-GB"/>
-        </w:rPr>
-      </w:pPr>
-      <w:proofErr w:type="spellStart"/>
-      <w:r>
-        <w:rPr>
-          <w:rFonts w:ascii="Arial" w:hAnsi="Arial" w:cs="Arial"/>
-          <w:sz w:val="20"/>
-          <w:szCs w:val="20"/>
-          <w:lang w:val="en-GB"/>
-        </w:rPr>
-        <w:t>qiime</w:t>
-      </w:r>
-      <w:proofErr w:type="spellEnd"/>
-      <w:r>
-        <w:rPr>
-          <w:rFonts w:ascii="Arial" w:hAnsi="Arial" w:cs="Arial"/>
-          <w:sz w:val="20"/>
-          <w:szCs w:val="20"/>
-          <w:lang w:val="en-GB"/>
-        </w:rPr>
-        <w:t xml:space="preserve"> tools import \</w:t>
-      </w:r>
-    </w:p>
-    <w:p>
-      <w:pPr>
-        <w:rPr>
-          <w:rFonts w:ascii="Arial" w:hAnsi="Arial" w:cs="Arial"/>
-          <w:sz w:val="20"/>
-          <w:szCs w:val="20"/>
-          <w:lang w:val="en-GB"/>
-        </w:rPr>
-      </w:pPr>
-      <w:r>
-        <w:rPr>
-          <w:rFonts w:ascii="Arial" w:hAnsi="Arial" w:cs="Arial"/>
-          <w:sz w:val="20"/>
-          <w:szCs w:val="20"/>
-          <w:lang w:val="en-GB"/>
-        </w:rPr>
-        <w:t xml:space="preserve">  --type '</w:t>
-      </w:r>
-      <w:proofErr w:type="spellStart"/>
-      <w:proofErr w:type="gramStart"/>
-      <w:r>
-        <w:rPr>
-          <w:rFonts w:ascii="Arial" w:hAnsi="Arial" w:cs="Arial"/>
-          <w:sz w:val="20"/>
-          <w:szCs w:val="20"/>
-          <w:lang w:val="en-GB"/>
-        </w:rPr>
-        <w:t>SampleData</w:t>
-      </w:r>
-      <w:proofErr w:type="spellEnd"/>
-      <w:r>
-        <w:rPr>
-          <w:rFonts w:ascii="Arial" w:hAnsi="Arial" w:cs="Arial"/>
-          <w:sz w:val="20"/>
-          <w:szCs w:val="20"/>
-          <w:lang w:val="en-GB"/>
-        </w:rPr>
-        <w:t>[</w:t>
-      </w:r>
-      <w:proofErr w:type="spellStart"/>
-      <w:proofErr w:type="gramEnd"/>
-      <w:r>
-        <w:rPr>
-          <w:rFonts w:ascii="Arial" w:hAnsi="Arial" w:cs="Arial"/>
-          <w:sz w:val="20"/>
-          <w:szCs w:val="20"/>
-          <w:lang w:val="en-GB"/>
-        </w:rPr>
-        <w:t>PairedEndSequencesWithQuality</w:t>
-      </w:r>
-      <w:proofErr w:type="spellEnd"/>
-      <w:r>
-        <w:rPr>
-          <w:rFonts w:ascii="Arial" w:hAnsi="Arial" w:cs="Arial"/>
-          <w:sz w:val="20"/>
-          <w:szCs w:val="20"/>
-          <w:lang w:val="en-GB"/>
-        </w:rPr>
-        <w:t>]' \</w:t>
-      </w:r>
-    </w:p>
-    <w:p>
-      <w:pPr>
-        <w:rPr>
-          <w:rFonts w:ascii="Arial" w:hAnsi="Arial" w:cs="Arial"/>
-          <w:sz w:val="20"/>
-          <w:szCs w:val="20"/>
-          <w:lang w:val="en-GB"/>
-        </w:rPr>
-      </w:pPr>
-      <w:r>
-        <w:rPr>
-          <w:rFonts w:ascii="Arial" w:hAnsi="Arial" w:cs="Arial"/>
-          <w:sz w:val="20"/>
-          <w:szCs w:val="20"/>
-          <w:lang w:val="en-GB"/>
-        </w:rPr>
-        <w:t xml:space="preserve">  --input-path LotusSYM_LjSC_manifest.txt \</w:t>
-      </w:r>
-    </w:p>
-    <w:p>
-      <w:pPr>
-        <w:rPr>
-          <w:rFonts w:ascii="Arial" w:hAnsi="Arial" w:cs="Arial"/>
-          <w:sz w:val="20"/>
-          <w:szCs w:val="20"/>
-          <w:lang w:val="en-GB"/>
-        </w:rPr>
-      </w:pPr>
-      <w:r>
-        <w:rPr>
-          <w:rFonts w:ascii="Arial" w:hAnsi="Arial" w:cs="Arial"/>
-          <w:sz w:val="20"/>
-          <w:szCs w:val="20"/>
-          <w:lang w:val="en-GB"/>
-        </w:rPr>
-        <w:lastRenderedPageBreak/>
-        <w:t xml:space="preserve">  --output-path </w:t>
-      </w:r>
-      <w:proofErr w:type="spellStart"/>
-      <w:r>
-        <w:rPr>
-          <w:rFonts w:ascii="Arial" w:hAnsi="Arial" w:cs="Arial"/>
-          <w:sz w:val="20"/>
-          <w:szCs w:val="20"/>
-          <w:lang w:val="en-GB"/>
-        </w:rPr>
-        <w:t>LotusSYM_LjSC_paired</w:t>
-      </w:r>
-      <w:proofErr w:type="spellEnd"/>
-      <w:r>
-        <w:rPr>
-          <w:rFonts w:ascii="Arial" w:hAnsi="Arial" w:cs="Arial"/>
-          <w:sz w:val="20"/>
-          <w:szCs w:val="20"/>
-          <w:lang w:val="en-GB"/>
-        </w:rPr>
-        <w:t>-end-</w:t>
-      </w:r>
-      <w:proofErr w:type="spellStart"/>
-      <w:r>
-        <w:rPr>
-          <w:rFonts w:ascii="Arial" w:hAnsi="Arial" w:cs="Arial"/>
-          <w:sz w:val="20"/>
-          <w:szCs w:val="20"/>
-          <w:lang w:val="en-GB"/>
-        </w:rPr>
-        <w:t>demux.qza</w:t>
-      </w:r>
-      <w:proofErr w:type="spellEnd"/>
-      <w:r>
-        <w:rPr>
-          <w:rFonts w:ascii="Arial" w:hAnsi="Arial" w:cs="Arial"/>
-          <w:sz w:val="20"/>
-          <w:szCs w:val="20"/>
-          <w:lang w:val="en-GB"/>
-        </w:rPr>
-        <w:t xml:space="preserve"> \</w:t>
+        <w:t>#SBATCH --account InRoot</w:t>
+      </w:r>
+    </w:p>
+    <w:p>
+      <w:pPr>
+        <w:rPr>
+          <w:rFonts w:ascii="Arial" w:hAnsi="Arial" w:cs="Arial"/>
+          <w:sz w:val="20"/>
+          <w:szCs w:val="20"/>
+          <w:lang w:val="en-GB"/>
+        </w:rPr>
+      </w:pPr>
+    </w:p>
+    <w:p>
+      <w:pPr>
+        <w:rPr>
+          <w:rFonts w:ascii="Arial" w:hAnsi="Arial" w:cs="Arial"/>
+          <w:sz w:val="20"/>
+          <w:szCs w:val="20"/>
+          <w:lang w:val="en-GB"/>
+        </w:rPr>
+      </w:pPr>
+      <w:r>
+        <w:rPr>
+          <w:rFonts w:ascii="Arial" w:hAnsi="Arial" w:cs="Arial"/>
+          <w:sz w:val="20"/>
+          <w:szCs w:val="20"/>
+          <w:lang w:val="en-GB"/>
+        </w:rPr>
+        <w:t>qiime tools import \</w:t>
+      </w:r>
+    </w:p>
+    <w:p>
+      <w:pPr>
+        <w:rPr>
+          <w:rFonts w:ascii="Arial" w:hAnsi="Arial" w:cs="Arial"/>
+          <w:sz w:val="20"/>
+          <w:szCs w:val="20"/>
+          <w:lang w:val="en-GB"/>
+        </w:rPr>
+      </w:pPr>
+      <w:r>
+        <w:rPr>
+          <w:rFonts w:ascii="Arial" w:hAnsi="Arial" w:cs="Arial"/>
+          <w:sz w:val="20"/>
+          <w:szCs w:val="20"/>
+          <w:lang w:val="en-GB"/>
+        </w:rPr>
+        <w:t xml:space="preserve">  --type 'SampleData[PairedEndSequencesWithQuality]' \</w:t>
+      </w:r>
+    </w:p>
+    <w:p>
+      <w:pPr>
+        <w:rPr>
+          <w:rFonts w:ascii="Arial" w:hAnsi="Arial" w:cs="Arial"/>
+          <w:sz w:val="20"/>
+          <w:szCs w:val="20"/>
+          <w:lang w:val="en-GB"/>
+        </w:rPr>
+      </w:pPr>
+      <w:r>
+        <w:rPr>
+          <w:rFonts w:ascii="Arial" w:hAnsi="Arial" w:cs="Arial"/>
+          <w:sz w:val="20"/>
+          <w:szCs w:val="20"/>
+          <w:lang w:val="en-GB"/>
+        </w:rPr>
+        <w:t xml:space="preserve">  --input-path LotusSC_manifest.txt \</w:t>
+      </w:r>
+    </w:p>
+    <w:p>
+      <w:pPr>
+        <w:rPr>
+          <w:rFonts w:ascii="Arial" w:hAnsi="Arial" w:cs="Arial"/>
+          <w:sz w:val="20"/>
+          <w:szCs w:val="20"/>
+          <w:lang w:val="en-GB"/>
+        </w:rPr>
+      </w:pPr>
+      <w:r>
+        <w:rPr>
+          <w:rFonts w:ascii="Arial" w:hAnsi="Arial" w:cs="Arial"/>
+          <w:sz w:val="20"/>
+          <w:szCs w:val="20"/>
+          <w:lang w:val="en-GB"/>
+        </w:rPr>
+        <w:t xml:space="preserve">  --output-path LotusSC_paired-end-demux.qza \</w:t>
       </w:r>
     </w:p>
     <w:p>
@@ -1474,185 +1345,53 @@
           <w:lang w:val="en-GB"/>
         </w:rPr>
       </w:pPr>
-      <w:proofErr w:type="spellStart"/>
-      <w:r>
-        <w:rPr>
-          <w:rFonts w:ascii="Arial" w:hAnsi="Arial" w:cs="Arial"/>
-          <w:sz w:val="20"/>
-          <w:szCs w:val="20"/>
-          <w:lang w:val="en-GB"/>
-        </w:rPr>
-        <w:t>qiime</w:t>
-      </w:r>
-      <w:proofErr w:type="spellEnd"/>
-      <w:r>
-        <w:rPr>
-          <w:rFonts w:ascii="Arial" w:hAnsi="Arial" w:cs="Arial"/>
-          <w:sz w:val="20"/>
-          <w:szCs w:val="20"/>
-          <w:lang w:val="en-GB"/>
-        </w:rPr>
-        <w:t xml:space="preserve"> </w:t>
-      </w:r>
-      <w:proofErr w:type="spellStart"/>
-      <w:r>
-        <w:rPr>
-          <w:rFonts w:ascii="Arial" w:hAnsi="Arial" w:cs="Arial"/>
-          <w:sz w:val="20"/>
-          <w:szCs w:val="20"/>
-          <w:lang w:val="en-GB"/>
-        </w:rPr>
-        <w:t>demux</w:t>
-      </w:r>
-      <w:proofErr w:type="spellEnd"/>
-      <w:r>
-        <w:rPr>
-          <w:rFonts w:ascii="Arial" w:hAnsi="Arial" w:cs="Arial"/>
-          <w:sz w:val="20"/>
-          <w:szCs w:val="20"/>
-          <w:lang w:val="en-GB"/>
-        </w:rPr>
-        <w:t xml:space="preserve"> summarize \</w:t>
-      </w:r>
-    </w:p>
-    <w:p>
-      <w:pPr>
-        <w:rPr>
-          <w:rFonts w:ascii="Arial" w:hAnsi="Arial" w:cs="Arial"/>
-          <w:sz w:val="20"/>
-          <w:szCs w:val="20"/>
-          <w:lang w:val="en-GB"/>
-        </w:rPr>
-      </w:pPr>
-      <w:r>
-        <w:rPr>
-          <w:rFonts w:ascii="Arial" w:hAnsi="Arial" w:cs="Arial"/>
-          <w:sz w:val="20"/>
-          <w:szCs w:val="20"/>
-          <w:lang w:val="en-GB"/>
-        </w:rPr>
-        <w:t xml:space="preserve">  --</w:t>
-      </w:r>
-      <w:proofErr w:type="spellStart"/>
-      <w:r>
-        <w:rPr>
-          <w:rFonts w:ascii="Arial" w:hAnsi="Arial" w:cs="Arial"/>
-          <w:sz w:val="20"/>
-          <w:szCs w:val="20"/>
-          <w:lang w:val="en-GB"/>
-        </w:rPr>
-        <w:t>i</w:t>
-      </w:r>
-      <w:proofErr w:type="spellEnd"/>
-      <w:r>
-        <w:rPr>
-          <w:rFonts w:ascii="Arial" w:hAnsi="Arial" w:cs="Arial"/>
-          <w:sz w:val="20"/>
-          <w:szCs w:val="20"/>
-          <w:lang w:val="en-GB"/>
-        </w:rPr>
-        <w:t>-data ./</w:t>
-      </w:r>
-      <w:proofErr w:type="spellStart"/>
-      <w:r>
-        <w:rPr>
-          <w:rFonts w:ascii="Arial" w:hAnsi="Arial" w:cs="Arial"/>
-          <w:sz w:val="20"/>
-          <w:szCs w:val="20"/>
-          <w:lang w:val="en-GB"/>
-        </w:rPr>
-        <w:t>LotusSYM_LjSC_paired</w:t>
-      </w:r>
-      <w:proofErr w:type="spellEnd"/>
-      <w:r>
-        <w:rPr>
-          <w:rFonts w:ascii="Arial" w:hAnsi="Arial" w:cs="Arial"/>
-          <w:sz w:val="20"/>
-          <w:szCs w:val="20"/>
-          <w:lang w:val="en-GB"/>
-        </w:rPr>
-        <w:t>-end-</w:t>
-      </w:r>
-      <w:proofErr w:type="spellStart"/>
-      <w:r>
-        <w:rPr>
-          <w:rFonts w:ascii="Arial" w:hAnsi="Arial" w:cs="Arial"/>
-          <w:sz w:val="20"/>
-          <w:szCs w:val="20"/>
-          <w:lang w:val="en-GB"/>
-        </w:rPr>
-        <w:t>demux.qza</w:t>
-      </w:r>
-      <w:proofErr w:type="spellEnd"/>
-      <w:r>
-        <w:rPr>
-          <w:rFonts w:ascii="Arial" w:hAnsi="Arial" w:cs="Arial"/>
-          <w:sz w:val="20"/>
-          <w:szCs w:val="20"/>
-          <w:lang w:val="en-GB"/>
-        </w:rPr>
-        <w:t xml:space="preserve"> \</w:t>
-      </w:r>
-    </w:p>
-    <w:p>
-      <w:pPr>
-        <w:rPr>
-          <w:rFonts w:ascii="Arial" w:hAnsi="Arial" w:cs="Arial"/>
-          <w:sz w:val="20"/>
-          <w:szCs w:val="20"/>
-          <w:lang w:val="en-GB"/>
-        </w:rPr>
-      </w:pPr>
-      <w:r>
-        <w:rPr>
-          <w:rFonts w:ascii="Arial" w:hAnsi="Arial" w:cs="Arial"/>
-          <w:sz w:val="20"/>
-          <w:szCs w:val="20"/>
-          <w:lang w:val="en-GB"/>
-        </w:rPr>
-        <w:t xml:space="preserve">  --o-visualization ./</w:t>
-      </w:r>
-      <w:proofErr w:type="spellStart"/>
-      <w:r>
-        <w:rPr>
-          <w:rFonts w:ascii="Arial" w:hAnsi="Arial" w:cs="Arial"/>
-          <w:sz w:val="20"/>
-          <w:szCs w:val="20"/>
-          <w:lang w:val="en-GB"/>
-        </w:rPr>
-        <w:t>LotusSYM_LjSC_paired</w:t>
-      </w:r>
-      <w:proofErr w:type="spellEnd"/>
-      <w:r>
-        <w:rPr>
-          <w:rFonts w:ascii="Arial" w:hAnsi="Arial" w:cs="Arial"/>
-          <w:sz w:val="20"/>
-          <w:szCs w:val="20"/>
-          <w:lang w:val="en-GB"/>
-        </w:rPr>
-        <w:t>-end-</w:t>
-      </w:r>
-      <w:proofErr w:type="spellStart"/>
-      <w:r>
-        <w:rPr>
-          <w:rFonts w:ascii="Arial" w:hAnsi="Arial" w:cs="Arial"/>
-          <w:sz w:val="20"/>
-          <w:szCs w:val="20"/>
-          <w:lang w:val="en-GB"/>
-        </w:rPr>
-        <w:t>demux.qzv</w:t>
-      </w:r>
-      <w:proofErr w:type="spellEnd"/>
-    </w:p>
-    <w:p>
-      <w:pPr>
-        <w:rPr>
-          <w:rFonts w:ascii="Arial" w:hAnsi="Arial" w:cs="Arial"/>
-          <w:sz w:val="20"/>
-          <w:szCs w:val="20"/>
-          <w:lang w:val="en-GB"/>
-        </w:rPr>
-      </w:pPr>
+      <w:r>
+        <w:rPr>
+          <w:rFonts w:ascii="Arial" w:hAnsi="Arial" w:cs="Arial"/>
+          <w:sz w:val="20"/>
+          <w:szCs w:val="20"/>
+          <w:lang w:val="en-GB"/>
+        </w:rPr>
+        <w:t>qiime demux summarize \</w:t>
+      </w:r>
+    </w:p>
+    <w:p>
+      <w:pPr>
+        <w:rPr>
+          <w:rFonts w:ascii="Arial" w:hAnsi="Arial" w:cs="Arial"/>
+          <w:sz w:val="20"/>
+          <w:szCs w:val="20"/>
+          <w:lang w:val="en-GB"/>
+        </w:rPr>
+      </w:pPr>
+      <w:r>
+        <w:rPr>
+          <w:rFonts w:ascii="Arial" w:hAnsi="Arial" w:cs="Arial"/>
+          <w:sz w:val="20"/>
+          <w:szCs w:val="20"/>
+          <w:lang w:val="en-GB"/>
+        </w:rPr>
+        <w:t xml:space="preserve">  --i-data ./LotusSC_paired-end-demux.qza \</w:t>
+      </w:r>
+    </w:p>
+    <w:p>
+      <w:pPr>
+        <w:rPr>
+          <w:rFonts w:ascii="Arial" w:hAnsi="Arial" w:cs="Arial"/>
+          <w:sz w:val="20"/>
+          <w:szCs w:val="20"/>
+          <w:lang w:val="en-GB"/>
+        </w:rPr>
+      </w:pPr>
+      <w:r>
+        <w:rPr>
+          <w:rFonts w:ascii="Arial" w:hAnsi="Arial" w:cs="Arial"/>
+          <w:sz w:val="20"/>
+          <w:szCs w:val="20"/>
+          <w:lang w:val="en-GB"/>
+        </w:rPr>
+        <w:t xml:space="preserve">  --o-visualization ./LotusSC_paired-end-demux.qzv</w:t>
+      </w:r>
     </w:p>
     <w:p>
       <w:pPr>
@@ -1707,25 +1446,14 @@
           <w:lang w:val="en-GB"/>
         </w:rPr>
       </w:pPr>
-      <w:proofErr w:type="gramStart"/>
-      <w:r>
-        <w:rPr>
-          <w:rFonts w:ascii="Arial" w:hAnsi="Arial" w:cs="Arial"/>
-          <w:sz w:val="20"/>
-          <w:szCs w:val="20"/>
-          <w:lang w:val="en-GB"/>
-        </w:rPr>
-        <w:t>#!/</w:t>
-      </w:r>
-      <w:proofErr w:type="gramEnd"/>
-      <w:r>
-        <w:rPr>
-          <w:rFonts w:ascii="Arial" w:hAnsi="Arial" w:cs="Arial"/>
-          <w:sz w:val="20"/>
-          <w:szCs w:val="20"/>
-          <w:lang w:val="en-GB"/>
-        </w:rPr>
-        <w:t>bin/bash</w:t>
+      <w:r>
+        <w:rPr>
+          <w:rFonts w:ascii="Arial" w:hAnsi="Arial" w:cs="Arial"/>
+          <w:sz w:val="20"/>
+          <w:szCs w:val="20"/>
+          <w:lang w:val="en-GB"/>
+        </w:rPr>
+        <w:t>#!/bin/bash</w:t>
       </w:r>
     </w:p>
     <w:p>
@@ -1820,285 +1548,103 @@
           <w:szCs w:val="20"/>
           <w:lang w:val="en-GB"/>
         </w:rPr>
-        <w:t xml:space="preserve">#SBATCH --account </w:t>
-      </w:r>
-      <w:proofErr w:type="spellStart"/>
-      <w:r>
-        <w:rPr>
-          <w:rFonts w:ascii="Arial" w:hAnsi="Arial" w:cs="Arial"/>
-          <w:sz w:val="20"/>
-          <w:szCs w:val="20"/>
-          <w:lang w:val="en-GB"/>
-        </w:rPr>
-        <w:t>InRoot</w:t>
-      </w:r>
-      <w:proofErr w:type="spellEnd"/>
-    </w:p>
-    <w:p>
-      <w:pPr>
-        <w:rPr>
-          <w:rFonts w:ascii="Arial" w:hAnsi="Arial" w:cs="Arial"/>
-          <w:sz w:val="20"/>
-          <w:szCs w:val="20"/>
-          <w:lang w:val="en-GB"/>
-        </w:rPr>
-      </w:pPr>
-    </w:p>
-    <w:p>
-      <w:pPr>
-        <w:rPr>
-          <w:rFonts w:ascii="Arial" w:hAnsi="Arial" w:cs="Arial"/>
-          <w:sz w:val="20"/>
-          <w:szCs w:val="20"/>
-          <w:lang w:val="en-GB"/>
-        </w:rPr>
-      </w:pPr>
-    </w:p>
-    <w:p>
-      <w:pPr>
-        <w:rPr>
-          <w:rFonts w:ascii="Arial" w:hAnsi="Arial" w:cs="Arial"/>
-          <w:sz w:val="20"/>
-          <w:szCs w:val="20"/>
-          <w:lang w:val="en-GB"/>
-        </w:rPr>
-      </w:pPr>
-      <w:proofErr w:type="spellStart"/>
-      <w:r>
-        <w:rPr>
-          <w:rFonts w:ascii="Arial" w:hAnsi="Arial" w:cs="Arial"/>
-          <w:sz w:val="20"/>
-          <w:szCs w:val="20"/>
-          <w:lang w:val="en-GB"/>
-        </w:rPr>
-        <w:t>qiime</w:t>
-      </w:r>
-      <w:proofErr w:type="spellEnd"/>
-      <w:r>
-        <w:rPr>
-          <w:rFonts w:ascii="Arial" w:hAnsi="Arial" w:cs="Arial"/>
-          <w:sz w:val="20"/>
-          <w:szCs w:val="20"/>
-          <w:lang w:val="en-GB"/>
-        </w:rPr>
-        <w:t xml:space="preserve"> dada2 denoise-paired \</w:t>
-      </w:r>
-    </w:p>
-    <w:p>
-      <w:pPr>
-        <w:rPr>
-          <w:rFonts w:ascii="Arial" w:hAnsi="Arial" w:cs="Arial"/>
-          <w:sz w:val="20"/>
-          <w:szCs w:val="20"/>
-          <w:lang w:val="en-GB"/>
-        </w:rPr>
-      </w:pPr>
-      <w:r>
-        <w:rPr>
-          <w:rFonts w:ascii="Arial" w:hAnsi="Arial" w:cs="Arial"/>
-          <w:sz w:val="20"/>
-          <w:szCs w:val="20"/>
-          <w:lang w:val="en-GB"/>
-        </w:rPr>
-        <w:t xml:space="preserve">  --</w:t>
-      </w:r>
-      <w:proofErr w:type="spellStart"/>
-      <w:r>
-        <w:rPr>
-          <w:rFonts w:ascii="Arial" w:hAnsi="Arial" w:cs="Arial"/>
-          <w:sz w:val="20"/>
-          <w:szCs w:val="20"/>
-          <w:lang w:val="en-GB"/>
-        </w:rPr>
-        <w:t>i</w:t>
-      </w:r>
-      <w:proofErr w:type="spellEnd"/>
-      <w:r>
-        <w:rPr>
-          <w:rFonts w:ascii="Arial" w:hAnsi="Arial" w:cs="Arial"/>
-          <w:sz w:val="20"/>
-          <w:szCs w:val="20"/>
-          <w:lang w:val="en-GB"/>
-        </w:rPr>
-        <w:t>-demultiplexed-</w:t>
-      </w:r>
-      <w:proofErr w:type="spellStart"/>
-      <w:r>
-        <w:rPr>
-          <w:rFonts w:ascii="Arial" w:hAnsi="Arial" w:cs="Arial"/>
-          <w:sz w:val="20"/>
-          <w:szCs w:val="20"/>
-          <w:lang w:val="en-GB"/>
-        </w:rPr>
-        <w:t>seqs</w:t>
-      </w:r>
-      <w:proofErr w:type="spellEnd"/>
-      <w:r>
-        <w:rPr>
-          <w:rFonts w:ascii="Arial" w:hAnsi="Arial" w:cs="Arial"/>
-          <w:sz w:val="20"/>
-          <w:szCs w:val="20"/>
-          <w:lang w:val="en-GB"/>
-        </w:rPr>
-        <w:t xml:space="preserve"> ./</w:t>
-      </w:r>
-      <w:proofErr w:type="spellStart"/>
-      <w:r>
-        <w:rPr>
-          <w:rFonts w:ascii="Arial" w:hAnsi="Arial" w:cs="Arial"/>
-          <w:sz w:val="20"/>
-          <w:szCs w:val="20"/>
-          <w:lang w:val="en-GB"/>
-        </w:rPr>
-        <w:t>LotusSYM_LjSC_paired</w:t>
-      </w:r>
-      <w:proofErr w:type="spellEnd"/>
-      <w:r>
-        <w:rPr>
-          <w:rFonts w:ascii="Arial" w:hAnsi="Arial" w:cs="Arial"/>
-          <w:sz w:val="20"/>
-          <w:szCs w:val="20"/>
-          <w:lang w:val="en-GB"/>
-        </w:rPr>
-        <w:t>-end-</w:t>
-      </w:r>
-      <w:proofErr w:type="spellStart"/>
-      <w:r>
-        <w:rPr>
-          <w:rFonts w:ascii="Arial" w:hAnsi="Arial" w:cs="Arial"/>
-          <w:sz w:val="20"/>
-          <w:szCs w:val="20"/>
-          <w:lang w:val="en-GB"/>
-        </w:rPr>
-        <w:t>demux.qza</w:t>
-      </w:r>
-      <w:proofErr w:type="spellEnd"/>
-      <w:r>
-        <w:rPr>
-          <w:rFonts w:ascii="Arial" w:hAnsi="Arial" w:cs="Arial"/>
-          <w:sz w:val="20"/>
-          <w:szCs w:val="20"/>
-          <w:lang w:val="en-GB"/>
-        </w:rPr>
-        <w:t xml:space="preserve"> \</w:t>
-      </w:r>
-    </w:p>
-    <w:p>
-      <w:pPr>
-        <w:rPr>
-          <w:rFonts w:ascii="Arial" w:hAnsi="Arial" w:cs="Arial"/>
-          <w:sz w:val="20"/>
-          <w:szCs w:val="20"/>
-          <w:lang w:val="en-GB"/>
-        </w:rPr>
-      </w:pPr>
-      <w:r>
-        <w:rPr>
-          <w:rFonts w:ascii="Arial" w:hAnsi="Arial" w:cs="Arial"/>
-          <w:sz w:val="20"/>
-          <w:szCs w:val="20"/>
-          <w:lang w:val="en-GB"/>
-        </w:rPr>
-        <w:t xml:space="preserve">  --p-</w:t>
-      </w:r>
-      <w:proofErr w:type="spellStart"/>
-      <w:r>
-        <w:rPr>
-          <w:rFonts w:ascii="Arial" w:hAnsi="Arial" w:cs="Arial"/>
-          <w:sz w:val="20"/>
-          <w:szCs w:val="20"/>
-          <w:lang w:val="en-GB"/>
-        </w:rPr>
-        <w:t>trunc</w:t>
-      </w:r>
-      <w:proofErr w:type="spellEnd"/>
-      <w:r>
-        <w:rPr>
-          <w:rFonts w:ascii="Arial" w:hAnsi="Arial" w:cs="Arial"/>
-          <w:sz w:val="20"/>
-          <w:szCs w:val="20"/>
-          <w:lang w:val="en-GB"/>
-        </w:rPr>
-        <w:t>-</w:t>
-      </w:r>
-      <w:proofErr w:type="spellStart"/>
-      <w:r>
-        <w:rPr>
-          <w:rFonts w:ascii="Arial" w:hAnsi="Arial" w:cs="Arial"/>
-          <w:sz w:val="20"/>
-          <w:szCs w:val="20"/>
-          <w:lang w:val="en-GB"/>
-        </w:rPr>
-        <w:t>len</w:t>
-      </w:r>
-      <w:proofErr w:type="spellEnd"/>
-      <w:r>
-        <w:rPr>
-          <w:rFonts w:ascii="Arial" w:hAnsi="Arial" w:cs="Arial"/>
-          <w:sz w:val="20"/>
-          <w:szCs w:val="20"/>
-          <w:lang w:val="en-GB"/>
-        </w:rPr>
-        <w:t>-f 220 \</w:t>
-      </w:r>
-    </w:p>
-    <w:p>
-      <w:pPr>
-        <w:rPr>
-          <w:rFonts w:ascii="Arial" w:hAnsi="Arial" w:cs="Arial"/>
-          <w:sz w:val="20"/>
-          <w:szCs w:val="20"/>
-          <w:lang w:val="en-GB"/>
-        </w:rPr>
-      </w:pPr>
-      <w:r>
-        <w:rPr>
-          <w:rFonts w:ascii="Arial" w:hAnsi="Arial" w:cs="Arial"/>
-          <w:sz w:val="20"/>
-          <w:szCs w:val="20"/>
-          <w:lang w:val="en-GB"/>
-        </w:rPr>
-        <w:t xml:space="preserve">  --p-</w:t>
-      </w:r>
-      <w:proofErr w:type="spellStart"/>
-      <w:r>
-        <w:rPr>
-          <w:rFonts w:ascii="Arial" w:hAnsi="Arial" w:cs="Arial"/>
-          <w:sz w:val="20"/>
-          <w:szCs w:val="20"/>
-          <w:lang w:val="en-GB"/>
-        </w:rPr>
-        <w:t>trunc</w:t>
-      </w:r>
-      <w:proofErr w:type="spellEnd"/>
-      <w:r>
-        <w:rPr>
-          <w:rFonts w:ascii="Arial" w:hAnsi="Arial" w:cs="Arial"/>
-          <w:sz w:val="20"/>
-          <w:szCs w:val="20"/>
-          <w:lang w:val="en-GB"/>
-        </w:rPr>
-        <w:t>-</w:t>
-      </w:r>
-      <w:proofErr w:type="spellStart"/>
-      <w:r>
-        <w:rPr>
-          <w:rFonts w:ascii="Arial" w:hAnsi="Arial" w:cs="Arial"/>
-          <w:sz w:val="20"/>
-          <w:szCs w:val="20"/>
-          <w:lang w:val="en-GB"/>
-        </w:rPr>
-        <w:t>len</w:t>
-      </w:r>
-      <w:proofErr w:type="spellEnd"/>
-      <w:r>
-        <w:rPr>
-          <w:rFonts w:ascii="Arial" w:hAnsi="Arial" w:cs="Arial"/>
-          <w:sz w:val="20"/>
-          <w:szCs w:val="20"/>
-          <w:lang w:val="en-GB"/>
-        </w:rPr>
-        <w:t>-r 200 \</w:t>
+        <w:t>#SBATCH --account InRoot</w:t>
+      </w:r>
+    </w:p>
+    <w:p>
+      <w:pPr>
+        <w:rPr>
+          <w:rFonts w:ascii="Arial" w:hAnsi="Arial" w:cs="Arial"/>
+          <w:sz w:val="20"/>
+          <w:szCs w:val="20"/>
+          <w:lang w:val="en-GB"/>
+        </w:rPr>
+      </w:pPr>
+    </w:p>
+    <w:p>
+      <w:pPr>
+        <w:rPr>
+          <w:rFonts w:ascii="Arial" w:hAnsi="Arial" w:cs="Arial"/>
+          <w:sz w:val="20"/>
+          <w:szCs w:val="20"/>
+          <w:lang w:val="en-GB"/>
+        </w:rPr>
+      </w:pPr>
+    </w:p>
+    <w:p>
+      <w:pPr>
+        <w:rPr>
+          <w:rFonts w:ascii="Arial" w:hAnsi="Arial" w:cs="Arial"/>
+          <w:sz w:val="20"/>
+          <w:szCs w:val="20"/>
+          <w:lang w:val="en-GB"/>
+        </w:rPr>
+      </w:pPr>
+      <w:r>
+        <w:rPr>
+          <w:rFonts w:ascii="Arial" w:hAnsi="Arial" w:cs="Arial"/>
+          <w:sz w:val="20"/>
+          <w:szCs w:val="20"/>
+          <w:lang w:val="en-GB"/>
+        </w:rPr>
+        <w:t>qiime dada2 denoise-paired \</w:t>
+      </w:r>
+    </w:p>
+    <w:p>
+      <w:pPr>
+        <w:rPr>
+          <w:rFonts w:ascii="Arial" w:hAnsi="Arial" w:cs="Arial"/>
+          <w:sz w:val="20"/>
+          <w:szCs w:val="20"/>
+          <w:lang w:val="en-GB"/>
+        </w:rPr>
+      </w:pPr>
+      <w:r>
+        <w:rPr>
+          <w:rFonts w:ascii="Arial" w:hAnsi="Arial" w:cs="Arial"/>
+          <w:sz w:val="20"/>
+          <w:szCs w:val="20"/>
+          <w:lang w:val="en-GB"/>
+        </w:rPr>
+        <w:t xml:space="preserve">  --i-demultiplexed-seqs ./LotusSC_paired-end-demux.qza \</w:t>
+      </w:r>
+    </w:p>
+    <w:p>
+      <w:pPr>
+        <w:rPr>
+          <w:rFonts w:ascii="Arial" w:hAnsi="Arial" w:cs="Arial"/>
+          <w:sz w:val="20"/>
+          <w:szCs w:val="20"/>
+          <w:lang w:val="en-GB"/>
+        </w:rPr>
+      </w:pPr>
+      <w:r>
+        <w:rPr>
+          <w:rFonts w:ascii="Arial" w:hAnsi="Arial" w:cs="Arial"/>
+          <w:sz w:val="20"/>
+          <w:szCs w:val="20"/>
+          <w:lang w:val="en-GB"/>
+        </w:rPr>
+        <w:t xml:space="preserve">  --p-trunc-len-f 220 \</w:t>
+      </w:r>
+    </w:p>
+    <w:p>
+      <w:pPr>
+        <w:rPr>
+          <w:rFonts w:ascii="Arial" w:hAnsi="Arial" w:cs="Arial"/>
+          <w:sz w:val="20"/>
+          <w:szCs w:val="20"/>
+          <w:lang w:val="en-GB"/>
+        </w:rPr>
+      </w:pPr>
+      <w:r>
+        <w:rPr>
+          <w:rFonts w:ascii="Arial" w:hAnsi="Arial" w:cs="Arial"/>
+          <w:sz w:val="20"/>
+          <w:szCs w:val="20"/>
+          <w:lang w:val="en-GB"/>
+        </w:rPr>
+        <w:t xml:space="preserve">  --p-trunc-len-r 200 \</w:t>
       </w:r>
     </w:p>
     <w:p>
@@ -2174,45 +1720,45 @@
           <w:szCs w:val="20"/>
           <w:lang w:val="en-GB"/>
         </w:rPr>
-        <w:t xml:space="preserve">  --o-table ./LotusSYM_LjSC_220200e2_ASVtable.qza \</w:t>
-      </w:r>
-    </w:p>
-    <w:p>
-      <w:pPr>
-        <w:rPr>
-          <w:rFonts w:ascii="Arial" w:hAnsi="Arial" w:cs="Arial"/>
-          <w:sz w:val="20"/>
-          <w:szCs w:val="20"/>
-          <w:lang w:val="en-GB"/>
-        </w:rPr>
-      </w:pPr>
-      <w:r>
-        <w:rPr>
-          <w:rFonts w:ascii="Arial" w:hAnsi="Arial" w:cs="Arial"/>
-          <w:sz w:val="20"/>
-          <w:szCs w:val="20"/>
-          <w:lang w:val="en-GB"/>
-        </w:rPr>
-        <w:t xml:space="preserve">  --o-representative-sequences ./LotusSYM_LjSC_220200e2_repseqs.qza \</w:t>
-      </w:r>
-    </w:p>
-    <w:p>
-      <w:pPr>
-        <w:rPr>
-          <w:rFonts w:ascii="Arial" w:hAnsi="Arial" w:cs="Arial"/>
-          <w:sz w:val="20"/>
-          <w:szCs w:val="20"/>
-          <w:lang w:val="en-GB"/>
-        </w:rPr>
-      </w:pPr>
-      <w:r>
-        <w:rPr>
-          <w:rFonts w:ascii="Arial" w:hAnsi="Arial" w:cs="Arial"/>
-          <w:sz w:val="20"/>
-          <w:szCs w:val="20"/>
-          <w:lang w:val="en-GB"/>
-        </w:rPr>
-        <w:t xml:space="preserve">  --o-denoising-stats ./LotusSYM_LjSC_220200e2_stats.qza</w:t>
+        <w:t xml:space="preserve">  --o-table ./LotusSC_ASVtable.qza \</w:t>
+      </w:r>
+    </w:p>
+    <w:p>
+      <w:pPr>
+        <w:rPr>
+          <w:rFonts w:ascii="Arial" w:hAnsi="Arial" w:cs="Arial"/>
+          <w:sz w:val="20"/>
+          <w:szCs w:val="20"/>
+          <w:lang w:val="en-GB"/>
+        </w:rPr>
+      </w:pPr>
+      <w:r>
+        <w:rPr>
+          <w:rFonts w:ascii="Arial" w:hAnsi="Arial" w:cs="Arial"/>
+          <w:sz w:val="20"/>
+          <w:szCs w:val="20"/>
+          <w:lang w:val="en-GB"/>
+        </w:rPr>
+        <w:t xml:space="preserve">  --o-representative-sequences ./LotusSC_repseqs.qza \</w:t>
+      </w:r>
+    </w:p>
+    <w:p>
+      <w:pPr>
+        <w:rPr>
+          <w:rFonts w:ascii="Arial" w:hAnsi="Arial" w:cs="Arial"/>
+          <w:sz w:val="20"/>
+          <w:szCs w:val="20"/>
+          <w:lang w:val="en-GB"/>
+        </w:rPr>
+      </w:pPr>
+      <w:r>
+        <w:rPr>
+          <w:rFonts w:ascii="Arial" w:hAnsi="Arial" w:cs="Arial"/>
+          <w:sz w:val="20"/>
+          <w:szCs w:val="20"/>
+          <w:lang w:val="en-GB"/>
+        </w:rPr>
+        <w:t xml:space="preserve">  --o-denoising-stats ./LotusSC_stats.qza</w:t>
       </w:r>
     </w:p>
     <w:p>
@@ -2268,25 +1814,14 @@
           <w:lang w:val="en-GB"/>
         </w:rPr>
       </w:pPr>
-      <w:proofErr w:type="gramStart"/>
-      <w:r>
-        <w:rPr>
-          <w:rFonts w:ascii="Arial" w:hAnsi="Arial" w:cs="Arial"/>
-          <w:sz w:val="20"/>
-          <w:szCs w:val="20"/>
-          <w:lang w:val="en-GB"/>
-        </w:rPr>
-        <w:t>#!/</w:t>
-      </w:r>
-      <w:proofErr w:type="gramEnd"/>
-      <w:r>
-        <w:rPr>
-          <w:rFonts w:ascii="Arial" w:hAnsi="Arial" w:cs="Arial"/>
-          <w:sz w:val="20"/>
-          <w:szCs w:val="20"/>
-          <w:lang w:val="en-GB"/>
-        </w:rPr>
-        <w:t>bin/bash</w:t>
+      <w:r>
+        <w:rPr>
+          <w:rFonts w:ascii="Arial" w:hAnsi="Arial" w:cs="Arial"/>
+          <w:sz w:val="20"/>
+          <w:szCs w:val="20"/>
+          <w:lang w:val="en-GB"/>
+        </w:rPr>
+        <w:t>#!/bin/bash</w:t>
       </w:r>
     </w:p>
     <w:p>
@@ -2381,351 +1916,228 @@
           <w:szCs w:val="20"/>
           <w:lang w:val="en-GB"/>
         </w:rPr>
-        <w:t xml:space="preserve">#SBATCH --account </w:t>
-      </w:r>
-      <w:proofErr w:type="spellStart"/>
-      <w:r>
-        <w:rPr>
-          <w:rFonts w:ascii="Arial" w:hAnsi="Arial" w:cs="Arial"/>
-          <w:sz w:val="20"/>
-          <w:szCs w:val="20"/>
-          <w:lang w:val="en-GB"/>
-        </w:rPr>
-        <w:t>InRoot</w:t>
-      </w:r>
-      <w:proofErr w:type="spellEnd"/>
-    </w:p>
-    <w:p>
-      <w:pPr>
-        <w:rPr>
-          <w:rFonts w:ascii="Arial" w:hAnsi="Arial" w:cs="Arial"/>
-          <w:sz w:val="20"/>
-          <w:szCs w:val="20"/>
-          <w:lang w:val="en-GB"/>
-        </w:rPr>
-      </w:pPr>
-    </w:p>
-    <w:p>
-      <w:pPr>
-        <w:rPr>
-          <w:rFonts w:ascii="Arial" w:hAnsi="Arial" w:cs="Arial"/>
-          <w:sz w:val="20"/>
-          <w:szCs w:val="20"/>
-          <w:lang w:val="en-GB"/>
-        </w:rPr>
-      </w:pPr>
-      <w:proofErr w:type="spellStart"/>
-      <w:r>
-        <w:rPr>
-          <w:rFonts w:ascii="Arial" w:hAnsi="Arial" w:cs="Arial"/>
-          <w:sz w:val="20"/>
-          <w:szCs w:val="20"/>
-          <w:lang w:val="en-GB"/>
-        </w:rPr>
-        <w:t>qiime</w:t>
-      </w:r>
-      <w:proofErr w:type="spellEnd"/>
-      <w:r>
-        <w:rPr>
-          <w:rFonts w:ascii="Arial" w:hAnsi="Arial" w:cs="Arial"/>
-          <w:sz w:val="20"/>
-          <w:szCs w:val="20"/>
-          <w:lang w:val="en-GB"/>
-        </w:rPr>
-        <w:t xml:space="preserve"> metadata tabulate \</w:t>
-      </w:r>
-    </w:p>
-    <w:p>
-      <w:pPr>
-        <w:rPr>
-          <w:rFonts w:ascii="Arial" w:hAnsi="Arial" w:cs="Arial"/>
-          <w:sz w:val="20"/>
-          <w:szCs w:val="20"/>
-          <w:lang w:val="en-GB"/>
-        </w:rPr>
-      </w:pPr>
-      <w:r>
-        <w:rPr>
-          <w:rFonts w:ascii="Arial" w:hAnsi="Arial" w:cs="Arial"/>
-          <w:sz w:val="20"/>
-          <w:szCs w:val="20"/>
-          <w:lang w:val="en-GB"/>
-        </w:rPr>
-        <w:t xml:space="preserve"> --m-input-file ./LotusSYM_LjSC_220200e2_stats.qza \</w:t>
-      </w:r>
-    </w:p>
-    <w:p>
-      <w:pPr>
-        <w:rPr>
-          <w:rFonts w:ascii="Arial" w:hAnsi="Arial" w:cs="Arial"/>
-          <w:sz w:val="20"/>
-          <w:szCs w:val="20"/>
-          <w:lang w:val="en-GB"/>
-        </w:rPr>
-      </w:pPr>
-      <w:r>
-        <w:rPr>
-          <w:rFonts w:ascii="Arial" w:hAnsi="Arial" w:cs="Arial"/>
-          <w:sz w:val="20"/>
-          <w:szCs w:val="20"/>
-          <w:lang w:val="en-GB"/>
-        </w:rPr>
-        <w:t xml:space="preserve"> --o-</w:t>
-      </w:r>
-      <w:proofErr w:type="gramStart"/>
-      <w:r>
-        <w:rPr>
-          <w:rFonts w:ascii="Arial" w:hAnsi="Arial" w:cs="Arial"/>
-          <w:sz w:val="20"/>
-          <w:szCs w:val="20"/>
-          <w:lang w:val="en-GB"/>
-        </w:rPr>
-        <w:t>visualization  ./LotusSYM_LjSC_220200e2_stats.qzv</w:t>
-      </w:r>
-      <w:proofErr w:type="gramEnd"/>
-      <w:r>
-        <w:rPr>
-          <w:rFonts w:ascii="Arial" w:hAnsi="Arial" w:cs="Arial"/>
-          <w:sz w:val="20"/>
-          <w:szCs w:val="20"/>
-          <w:lang w:val="en-GB"/>
-        </w:rPr>
-        <w:t xml:space="preserve"> \</w:t>
-      </w:r>
-    </w:p>
-    <w:p>
-      <w:pPr>
-        <w:rPr>
-          <w:rFonts w:ascii="Arial" w:hAnsi="Arial" w:cs="Arial"/>
-          <w:sz w:val="20"/>
-          <w:szCs w:val="20"/>
-          <w:lang w:val="en-GB"/>
-        </w:rPr>
-      </w:pPr>
-    </w:p>
-    <w:p>
-      <w:pPr>
-        <w:rPr>
-          <w:rFonts w:ascii="Arial" w:hAnsi="Arial" w:cs="Arial"/>
-          <w:sz w:val="20"/>
-          <w:szCs w:val="20"/>
-          <w:lang w:val="en-GB"/>
-        </w:rPr>
-      </w:pPr>
-      <w:proofErr w:type="spellStart"/>
-      <w:r>
-        <w:rPr>
-          <w:rFonts w:ascii="Arial" w:hAnsi="Arial" w:cs="Arial"/>
-          <w:sz w:val="20"/>
-          <w:szCs w:val="20"/>
-          <w:lang w:val="en-GB"/>
-        </w:rPr>
-        <w:t>qiime</w:t>
-      </w:r>
-      <w:proofErr w:type="spellEnd"/>
-      <w:r>
-        <w:rPr>
-          <w:rFonts w:ascii="Arial" w:hAnsi="Arial" w:cs="Arial"/>
-          <w:sz w:val="20"/>
-          <w:szCs w:val="20"/>
-          <w:lang w:val="en-GB"/>
-        </w:rPr>
-        <w:t xml:space="preserve"> feature-table summarize \</w:t>
-      </w:r>
-    </w:p>
-    <w:p>
-      <w:pPr>
-        <w:rPr>
-          <w:rFonts w:ascii="Arial" w:hAnsi="Arial" w:cs="Arial"/>
-          <w:sz w:val="20"/>
-          <w:szCs w:val="20"/>
-          <w:lang w:val="en-GB"/>
-        </w:rPr>
-      </w:pPr>
-      <w:r>
-        <w:rPr>
-          <w:rFonts w:ascii="Arial" w:hAnsi="Arial" w:cs="Arial"/>
-          <w:sz w:val="20"/>
-          <w:szCs w:val="20"/>
-          <w:lang w:val="en-GB"/>
-        </w:rPr>
-        <w:t xml:space="preserve">  --</w:t>
-      </w:r>
-      <w:proofErr w:type="spellStart"/>
-      <w:r>
-        <w:rPr>
-          <w:rFonts w:ascii="Arial" w:hAnsi="Arial" w:cs="Arial"/>
-          <w:sz w:val="20"/>
-          <w:szCs w:val="20"/>
-          <w:lang w:val="en-GB"/>
-        </w:rPr>
-        <w:t>i</w:t>
-      </w:r>
-      <w:proofErr w:type="spellEnd"/>
-      <w:r>
-        <w:rPr>
-          <w:rFonts w:ascii="Arial" w:hAnsi="Arial" w:cs="Arial"/>
-          <w:sz w:val="20"/>
-          <w:szCs w:val="20"/>
-          <w:lang w:val="en-GB"/>
-        </w:rPr>
-        <w:t>-table ./LotusSYM_LjSC_220200e2_ASVtable.qza \</w:t>
-      </w:r>
-    </w:p>
-    <w:p>
-      <w:pPr>
-        <w:rPr>
-          <w:rFonts w:ascii="Arial" w:hAnsi="Arial" w:cs="Arial"/>
-          <w:sz w:val="20"/>
-          <w:szCs w:val="20"/>
-          <w:lang w:val="en-GB"/>
-        </w:rPr>
-      </w:pPr>
-      <w:r>
-        <w:rPr>
-          <w:rFonts w:ascii="Arial" w:hAnsi="Arial" w:cs="Arial"/>
-          <w:sz w:val="20"/>
-          <w:szCs w:val="20"/>
-          <w:lang w:val="en-GB"/>
-        </w:rPr>
-        <w:t xml:space="preserve">  --m-sample-metadata-file ./LotusSYM_LjSC_metadata.txt \</w:t>
-      </w:r>
-    </w:p>
-    <w:p>
-      <w:pPr>
-        <w:rPr>
-          <w:rFonts w:ascii="Arial" w:hAnsi="Arial" w:cs="Arial"/>
-          <w:sz w:val="20"/>
-          <w:szCs w:val="20"/>
-          <w:lang w:val="en-GB"/>
-        </w:rPr>
-      </w:pPr>
-      <w:r>
-        <w:rPr>
-          <w:rFonts w:ascii="Arial" w:hAnsi="Arial" w:cs="Arial"/>
-          <w:sz w:val="20"/>
-          <w:szCs w:val="20"/>
-          <w:lang w:val="en-GB"/>
-        </w:rPr>
-        <w:t xml:space="preserve">  --o-visualization ./LotusSYM_LjSC_220200e2_ASVtable.qzv</w:t>
-      </w:r>
-    </w:p>
-    <w:p>
-      <w:pPr>
-        <w:rPr>
-          <w:rFonts w:ascii="Arial" w:hAnsi="Arial" w:cs="Arial"/>
-          <w:sz w:val="20"/>
-          <w:szCs w:val="20"/>
-          <w:lang w:val="en-GB"/>
-        </w:rPr>
-      </w:pPr>
-    </w:p>
-    <w:p>
-      <w:pPr>
-        <w:rPr>
-          <w:rFonts w:ascii="Arial" w:hAnsi="Arial" w:cs="Arial"/>
-          <w:sz w:val="20"/>
-          <w:szCs w:val="20"/>
-          <w:lang w:val="en-GB"/>
-        </w:rPr>
-      </w:pPr>
-      <w:proofErr w:type="spellStart"/>
-      <w:r>
-        <w:rPr>
-          <w:rFonts w:ascii="Arial" w:hAnsi="Arial" w:cs="Arial"/>
-          <w:sz w:val="20"/>
-          <w:szCs w:val="20"/>
-          <w:lang w:val="en-GB"/>
-        </w:rPr>
-        <w:t>qiime</w:t>
-      </w:r>
-      <w:proofErr w:type="spellEnd"/>
-      <w:r>
-        <w:rPr>
-          <w:rFonts w:ascii="Arial" w:hAnsi="Arial" w:cs="Arial"/>
-          <w:sz w:val="20"/>
-          <w:szCs w:val="20"/>
-          <w:lang w:val="en-GB"/>
-        </w:rPr>
-        <w:t xml:space="preserve"> feature-table tabulate-</w:t>
-      </w:r>
-      <w:proofErr w:type="spellStart"/>
-      <w:r>
-        <w:rPr>
-          <w:rFonts w:ascii="Arial" w:hAnsi="Arial" w:cs="Arial"/>
-          <w:sz w:val="20"/>
-          <w:szCs w:val="20"/>
-          <w:lang w:val="en-GB"/>
-        </w:rPr>
-        <w:t>seqs</w:t>
-      </w:r>
-      <w:proofErr w:type="spellEnd"/>
-      <w:r>
-        <w:rPr>
-          <w:rFonts w:ascii="Arial" w:hAnsi="Arial" w:cs="Arial"/>
-          <w:sz w:val="20"/>
-          <w:szCs w:val="20"/>
-          <w:lang w:val="en-GB"/>
-        </w:rPr>
-        <w:t xml:space="preserve"> \</w:t>
-      </w:r>
-    </w:p>
-    <w:p>
-      <w:pPr>
-        <w:rPr>
-          <w:rFonts w:ascii="Arial" w:hAnsi="Arial" w:cs="Arial"/>
-          <w:sz w:val="20"/>
-          <w:szCs w:val="20"/>
-          <w:lang w:val="en-GB"/>
-        </w:rPr>
-      </w:pPr>
-      <w:r>
-        <w:rPr>
-          <w:rFonts w:ascii="Arial" w:hAnsi="Arial" w:cs="Arial"/>
-          <w:sz w:val="20"/>
-          <w:szCs w:val="20"/>
-          <w:lang w:val="en-GB"/>
-        </w:rPr>
-        <w:t xml:space="preserve"> --</w:t>
-      </w:r>
-      <w:proofErr w:type="spellStart"/>
-      <w:r>
-        <w:rPr>
-          <w:rFonts w:ascii="Arial" w:hAnsi="Arial" w:cs="Arial"/>
-          <w:sz w:val="20"/>
-          <w:szCs w:val="20"/>
-          <w:lang w:val="en-GB"/>
-        </w:rPr>
-        <w:t>i</w:t>
-      </w:r>
-      <w:proofErr w:type="spellEnd"/>
-      <w:r>
-        <w:rPr>
-          <w:rFonts w:ascii="Arial" w:hAnsi="Arial" w:cs="Arial"/>
-          <w:sz w:val="20"/>
-          <w:szCs w:val="20"/>
-          <w:lang w:val="en-GB"/>
-        </w:rPr>
-        <w:t>-data ./LotusSYM_LjSC_220200e2_repseqs.qza \</w:t>
-      </w:r>
-    </w:p>
-    <w:p>
-      <w:pPr>
-        <w:rPr>
-          <w:rFonts w:ascii="Arial" w:hAnsi="Arial" w:cs="Arial"/>
-          <w:sz w:val="20"/>
-          <w:szCs w:val="20"/>
-          <w:lang w:val="en-GB"/>
-        </w:rPr>
-      </w:pPr>
-      <w:r>
-        <w:rPr>
-          <w:rFonts w:ascii="Arial" w:hAnsi="Arial" w:cs="Arial"/>
-          <w:sz w:val="20"/>
-          <w:szCs w:val="20"/>
-          <w:lang w:val="en-GB"/>
-        </w:rPr>
-        <w:t xml:space="preserve"> --o-visualization ./LotusSYM_LjSC_220200e2_repseqs.qzv</w:t>
+        <w:t>#SBATCH --account InRoot</w:t>
+      </w:r>
+    </w:p>
+    <w:p>
+      <w:pPr>
+        <w:rPr>
+          <w:rFonts w:ascii="Arial" w:hAnsi="Arial" w:cs="Arial"/>
+          <w:sz w:val="20"/>
+          <w:szCs w:val="20"/>
+          <w:lang w:val="en-GB"/>
+        </w:rPr>
+      </w:pPr>
+    </w:p>
+    <w:p>
+      <w:pPr>
+        <w:rPr>
+          <w:rFonts w:ascii="Arial" w:hAnsi="Arial" w:cs="Arial"/>
+          <w:sz w:val="20"/>
+          <w:szCs w:val="20"/>
+          <w:lang w:val="en-GB"/>
+        </w:rPr>
+      </w:pPr>
+      <w:r>
+        <w:rPr>
+          <w:rFonts w:ascii="Arial" w:hAnsi="Arial" w:cs="Arial"/>
+          <w:sz w:val="20"/>
+          <w:szCs w:val="20"/>
+          <w:lang w:val="en-GB"/>
+        </w:rPr>
+        <w:t>qiime metadata tabulate \</w:t>
+      </w:r>
+    </w:p>
+    <w:p>
+      <w:pPr>
+        <w:rPr>
+          <w:rFonts w:ascii="Arial" w:hAnsi="Arial" w:cs="Arial"/>
+          <w:sz w:val="20"/>
+          <w:szCs w:val="20"/>
+          <w:lang w:val="en-GB"/>
+        </w:rPr>
+      </w:pPr>
+      <w:r>
+        <w:rPr>
+          <w:rFonts w:ascii="Arial" w:hAnsi="Arial" w:cs="Arial"/>
+          <w:sz w:val="20"/>
+          <w:szCs w:val="20"/>
+          <w:lang w:val="en-GB"/>
+        </w:rPr>
+        <w:t xml:space="preserve"> --m-input-file ./LotusSC_stats.qza \</w:t>
+      </w:r>
+    </w:p>
+    <w:p>
+      <w:pPr>
+        <w:rPr>
+          <w:rFonts w:ascii="Arial" w:hAnsi="Arial" w:cs="Arial"/>
+          <w:sz w:val="20"/>
+          <w:szCs w:val="20"/>
+          <w:lang w:val="en-GB"/>
+        </w:rPr>
+      </w:pPr>
+      <w:r>
+        <w:rPr>
+          <w:rFonts w:ascii="Arial" w:hAnsi="Arial" w:cs="Arial"/>
+          <w:sz w:val="20"/>
+          <w:szCs w:val="20"/>
+          <w:lang w:val="en-GB"/>
+        </w:rPr>
+        <w:t xml:space="preserve"> --o-visualization  ./LotusSC_stats.qzv \</w:t>
+      </w:r>
+    </w:p>
+    <w:p>
+      <w:pPr>
+        <w:rPr>
+          <w:rFonts w:ascii="Arial" w:hAnsi="Arial" w:cs="Arial"/>
+          <w:sz w:val="20"/>
+          <w:szCs w:val="20"/>
+          <w:lang w:val="en-GB"/>
+        </w:rPr>
+      </w:pPr>
+    </w:p>
+    <w:p>
+      <w:pPr>
+        <w:rPr>
+          <w:rFonts w:ascii="Arial" w:hAnsi="Arial" w:cs="Arial"/>
+          <w:sz w:val="20"/>
+          <w:szCs w:val="20"/>
+          <w:lang w:val="en-GB"/>
+        </w:rPr>
+      </w:pPr>
+      <w:r>
+        <w:rPr>
+          <w:rFonts w:ascii="Arial" w:hAnsi="Arial" w:cs="Arial"/>
+          <w:sz w:val="20"/>
+          <w:szCs w:val="20"/>
+          <w:lang w:val="en-GB"/>
+        </w:rPr>
+        <w:t>qiime feature-table summarize \</w:t>
+      </w:r>
+    </w:p>
+    <w:p>
+      <w:pPr>
+        <w:rPr>
+          <w:rFonts w:ascii="Arial" w:hAnsi="Arial" w:cs="Arial"/>
+          <w:sz w:val="20"/>
+          <w:szCs w:val="20"/>
+          <w:lang w:val="en-GB"/>
+        </w:rPr>
+      </w:pPr>
+      <w:r>
+        <w:rPr>
+          <w:rFonts w:ascii="Arial" w:hAnsi="Arial" w:cs="Arial"/>
+          <w:sz w:val="20"/>
+          <w:szCs w:val="20"/>
+          <w:lang w:val="en-GB"/>
+        </w:rPr>
+        <w:t xml:space="preserve">  --i-table ./LotusSC_ASVtable.qza \</w:t>
+      </w:r>
+    </w:p>
+    <w:p>
+      <w:pPr>
+        <w:rPr>
+          <w:rFonts w:ascii="Arial" w:hAnsi="Arial" w:cs="Arial"/>
+          <w:sz w:val="20"/>
+          <w:szCs w:val="20"/>
+          <w:lang w:val="en-GB"/>
+        </w:rPr>
+      </w:pPr>
+      <w:r>
+        <w:rPr>
+          <w:rFonts w:ascii="Arial" w:hAnsi="Arial" w:cs="Arial"/>
+          <w:sz w:val="20"/>
+          <w:szCs w:val="20"/>
+          <w:lang w:val="en-GB"/>
+        </w:rPr>
+        <w:t xml:space="preserve">  --m-sample-metadata-file ./LotusSC_metadata.txt \</w:t>
+      </w:r>
+    </w:p>
+    <w:p>
+      <w:pPr>
+        <w:rPr>
+          <w:rFonts w:ascii="Arial" w:hAnsi="Arial" w:cs="Arial"/>
+          <w:sz w:val="20"/>
+          <w:szCs w:val="20"/>
+          <w:lang w:val="en-GB"/>
+        </w:rPr>
+      </w:pPr>
+      <w:r>
+        <w:rPr>
+          <w:rFonts w:ascii="Arial" w:hAnsi="Arial" w:cs="Arial"/>
+          <w:sz w:val="20"/>
+          <w:szCs w:val="20"/>
+          <w:lang w:val="en-GB"/>
+        </w:rPr>
+        <w:t xml:space="preserve">  --o-visualization ./LotusSC_ASVtable.qzv</w:t>
+      </w:r>
+    </w:p>
+    <w:p>
+      <w:pPr>
+        <w:rPr>
+          <w:rFonts w:ascii="Arial" w:hAnsi="Arial" w:cs="Arial"/>
+          <w:sz w:val="20"/>
+          <w:szCs w:val="20"/>
+          <w:lang w:val="en-GB"/>
+        </w:rPr>
+      </w:pPr>
+    </w:p>
+    <w:p>
+      <w:pPr>
+        <w:rPr>
+          <w:rFonts w:ascii="Arial" w:hAnsi="Arial" w:cs="Arial"/>
+          <w:sz w:val="20"/>
+          <w:szCs w:val="20"/>
+          <w:lang w:val="en-GB"/>
+        </w:rPr>
+      </w:pPr>
+      <w:r>
+        <w:rPr>
+          <w:rFonts w:ascii="Arial" w:hAnsi="Arial" w:cs="Arial"/>
+          <w:sz w:val="20"/>
+          <w:szCs w:val="20"/>
+          <w:lang w:val="en-GB"/>
+        </w:rPr>
+        <w:lastRenderedPageBreak/>
+        <w:t>qiime feature-table tabulate-seqs \</w:t>
+      </w:r>
+    </w:p>
+    <w:p>
+      <w:pPr>
+        <w:rPr>
+          <w:rFonts w:ascii="Arial" w:hAnsi="Arial" w:cs="Arial"/>
+          <w:sz w:val="20"/>
+          <w:szCs w:val="20"/>
+          <w:lang w:val="en-GB"/>
+        </w:rPr>
+      </w:pPr>
+      <w:r>
+        <w:rPr>
+          <w:rFonts w:ascii="Arial" w:hAnsi="Arial" w:cs="Arial"/>
+          <w:sz w:val="20"/>
+          <w:szCs w:val="20"/>
+          <w:lang w:val="en-GB"/>
+        </w:rPr>
+        <w:t xml:space="preserve"> --i-data ./LotusSC_repseqs.qza \</w:t>
+      </w:r>
+    </w:p>
+    <w:p>
+      <w:pPr>
+        <w:rPr>
+          <w:rFonts w:ascii="Arial" w:hAnsi="Arial" w:cs="Arial"/>
+          <w:sz w:val="20"/>
+          <w:szCs w:val="20"/>
+          <w:lang w:val="en-GB"/>
+        </w:rPr>
+      </w:pPr>
+      <w:r>
+        <w:rPr>
+          <w:rFonts w:ascii="Arial" w:hAnsi="Arial" w:cs="Arial"/>
+          <w:sz w:val="20"/>
+          <w:szCs w:val="20"/>
+          <w:lang w:val="en-GB"/>
+        </w:rPr>
+        <w:t xml:space="preserve"> --o-visualization ./LotusSC_repseqs.qzv</w:t>
       </w:r>
     </w:p>
     <w:p>
@@ -2781,25 +2193,14 @@
           <w:lang w:val="en-GB"/>
         </w:rPr>
       </w:pPr>
-      <w:proofErr w:type="gramStart"/>
-      <w:r>
-        <w:rPr>
-          <w:rFonts w:ascii="Arial" w:hAnsi="Arial" w:cs="Arial"/>
-          <w:sz w:val="20"/>
-          <w:szCs w:val="20"/>
-          <w:lang w:val="en-GB"/>
-        </w:rPr>
-        <w:t>#!/</w:t>
-      </w:r>
-      <w:proofErr w:type="gramEnd"/>
-      <w:r>
-        <w:rPr>
-          <w:rFonts w:ascii="Arial" w:hAnsi="Arial" w:cs="Arial"/>
-          <w:sz w:val="20"/>
-          <w:szCs w:val="20"/>
-          <w:lang w:val="en-GB"/>
-        </w:rPr>
-        <w:t>bin/bash</w:t>
+      <w:r>
+        <w:rPr>
+          <w:rFonts w:ascii="Arial" w:hAnsi="Arial" w:cs="Arial"/>
+          <w:sz w:val="20"/>
+          <w:szCs w:val="20"/>
+          <w:lang w:val="en-GB"/>
+        </w:rPr>
+        <w:t>#!/bin/bash</w:t>
       </w:r>
     </w:p>
     <w:p>
@@ -2894,147 +2295,93 @@
           <w:szCs w:val="20"/>
           <w:lang w:val="en-GB"/>
         </w:rPr>
-        <w:t xml:space="preserve">#SBATCH --account </w:t>
-      </w:r>
-      <w:proofErr w:type="spellStart"/>
-      <w:r>
-        <w:rPr>
-          <w:rFonts w:ascii="Arial" w:hAnsi="Arial" w:cs="Arial"/>
-          <w:sz w:val="20"/>
-          <w:szCs w:val="20"/>
-          <w:lang w:val="en-GB"/>
-        </w:rPr>
-        <w:t>InRoot</w:t>
-      </w:r>
-      <w:proofErr w:type="spellEnd"/>
-    </w:p>
-    <w:p>
-      <w:pPr>
-        <w:rPr>
-          <w:rFonts w:ascii="Arial" w:hAnsi="Arial" w:cs="Arial"/>
-          <w:sz w:val="20"/>
-          <w:szCs w:val="20"/>
-          <w:lang w:val="en-GB"/>
-        </w:rPr>
-      </w:pPr>
-    </w:p>
-    <w:p>
-      <w:pPr>
-        <w:rPr>
-          <w:rFonts w:ascii="Arial" w:hAnsi="Arial" w:cs="Arial"/>
-          <w:sz w:val="20"/>
-          <w:szCs w:val="20"/>
-          <w:lang w:val="en-GB"/>
-        </w:rPr>
-      </w:pPr>
-      <w:proofErr w:type="spellStart"/>
-      <w:r>
-        <w:rPr>
-          <w:rFonts w:ascii="Arial" w:hAnsi="Arial" w:cs="Arial"/>
-          <w:sz w:val="20"/>
-          <w:szCs w:val="20"/>
-          <w:lang w:val="en-GB"/>
-        </w:rPr>
-        <w:lastRenderedPageBreak/>
-        <w:t>qiime</w:t>
-      </w:r>
-      <w:proofErr w:type="spellEnd"/>
-      <w:r>
-        <w:rPr>
-          <w:rFonts w:ascii="Arial" w:hAnsi="Arial" w:cs="Arial"/>
-          <w:sz w:val="20"/>
-          <w:szCs w:val="20"/>
-          <w:lang w:val="en-GB"/>
-        </w:rPr>
-        <w:t xml:space="preserve"> tools import \</w:t>
-      </w:r>
-    </w:p>
-    <w:p>
-      <w:pPr>
-        <w:rPr>
-          <w:rFonts w:ascii="Arial" w:hAnsi="Arial" w:cs="Arial"/>
-          <w:sz w:val="20"/>
-          <w:szCs w:val="20"/>
-          <w:lang w:val="en-GB"/>
-        </w:rPr>
-      </w:pPr>
-      <w:r>
-        <w:rPr>
-          <w:rFonts w:ascii="Arial" w:hAnsi="Arial" w:cs="Arial"/>
-          <w:sz w:val="20"/>
-          <w:szCs w:val="20"/>
-          <w:lang w:val="en-GB"/>
-        </w:rPr>
-        <w:t xml:space="preserve">  --input-path Sha_LotusSCv5v7.fasta \</w:t>
-      </w:r>
-    </w:p>
-    <w:p>
-      <w:pPr>
-        <w:rPr>
-          <w:rFonts w:ascii="Arial" w:hAnsi="Arial" w:cs="Arial"/>
-          <w:sz w:val="20"/>
-          <w:szCs w:val="20"/>
-          <w:lang w:val="en-GB"/>
-        </w:rPr>
-      </w:pPr>
-      <w:r>
-        <w:rPr>
-          <w:rFonts w:ascii="Arial" w:hAnsi="Arial" w:cs="Arial"/>
-          <w:sz w:val="20"/>
-          <w:szCs w:val="20"/>
-          <w:lang w:val="en-GB"/>
-        </w:rPr>
-        <w:t xml:space="preserve">  --output-path Sha_LotusSCv5v7.qza \</w:t>
-      </w:r>
-    </w:p>
-    <w:p>
-      <w:pPr>
-        <w:rPr>
-          <w:rFonts w:ascii="Arial" w:hAnsi="Arial" w:cs="Arial"/>
-          <w:sz w:val="20"/>
-          <w:szCs w:val="20"/>
-          <w:lang w:val="en-GB"/>
-        </w:rPr>
-      </w:pPr>
-      <w:r>
-        <w:rPr>
-          <w:rFonts w:ascii="Arial" w:hAnsi="Arial" w:cs="Arial"/>
-          <w:sz w:val="20"/>
-          <w:szCs w:val="20"/>
-          <w:lang w:val="en-GB"/>
-        </w:rPr>
-        <w:t xml:space="preserve">  --type '</w:t>
-      </w:r>
-      <w:proofErr w:type="spellStart"/>
-      <w:proofErr w:type="gramStart"/>
-      <w:r>
-        <w:rPr>
-          <w:rFonts w:ascii="Arial" w:hAnsi="Arial" w:cs="Arial"/>
-          <w:sz w:val="20"/>
-          <w:szCs w:val="20"/>
-          <w:lang w:val="en-GB"/>
-        </w:rPr>
-        <w:t>FeatureData</w:t>
-      </w:r>
-      <w:proofErr w:type="spellEnd"/>
-      <w:r>
-        <w:rPr>
-          <w:rFonts w:ascii="Arial" w:hAnsi="Arial" w:cs="Arial"/>
-          <w:sz w:val="20"/>
-          <w:szCs w:val="20"/>
-          <w:lang w:val="en-GB"/>
-        </w:rPr>
-        <w:t>[</w:t>
-      </w:r>
-      <w:proofErr w:type="gramEnd"/>
-      <w:r>
-        <w:rPr>
-          <w:rFonts w:ascii="Arial" w:hAnsi="Arial" w:cs="Arial"/>
-          <w:sz w:val="20"/>
-          <w:szCs w:val="20"/>
-          <w:lang w:val="en-GB"/>
-        </w:rPr>
-        <w:t>Sequence]'</w:t>
+        <w:t>#SBATCH --account InRoot</w:t>
+      </w:r>
+    </w:p>
+    <w:p>
+      <w:pPr>
+        <w:rPr>
+          <w:rFonts w:ascii="Arial" w:hAnsi="Arial" w:cs="Arial"/>
+          <w:sz w:val="20"/>
+          <w:szCs w:val="20"/>
+          <w:lang w:val="en-GB"/>
+        </w:rPr>
+      </w:pPr>
+    </w:p>
+    <w:p>
+      <w:pPr>
+        <w:rPr>
+          <w:rFonts w:ascii="Arial" w:hAnsi="Arial" w:cs="Arial"/>
+          <w:sz w:val="20"/>
+          <w:szCs w:val="20"/>
+          <w:lang w:val="en-GB"/>
+        </w:rPr>
+      </w:pPr>
+      <w:r>
+        <w:rPr>
+          <w:rFonts w:ascii="Arial" w:hAnsi="Arial" w:cs="Arial"/>
+          <w:sz w:val="20"/>
+          <w:szCs w:val="20"/>
+          <w:lang w:val="en-GB"/>
+        </w:rPr>
+        <w:t>qiime tools import \</w:t>
+      </w:r>
+    </w:p>
+    <w:p>
+      <w:pPr>
+        <w:rPr>
+          <w:rFonts w:ascii="Arial" w:hAnsi="Arial" w:cs="Arial"/>
+          <w:sz w:val="20"/>
+          <w:szCs w:val="20"/>
+          <w:lang w:val="en-GB"/>
+        </w:rPr>
+      </w:pPr>
+      <w:r>
+        <w:rPr>
+          <w:rFonts w:ascii="Arial" w:hAnsi="Arial" w:cs="Arial"/>
+          <w:sz w:val="20"/>
+          <w:szCs w:val="20"/>
+          <w:lang w:val="en-GB"/>
+        </w:rPr>
+        <w:t xml:space="preserve">  --input-path LotusSCv5v7.fasta \</w:t>
+      </w:r>
+    </w:p>
+    <w:p>
+      <w:pPr>
+        <w:rPr>
+          <w:rFonts w:ascii="Arial" w:hAnsi="Arial" w:cs="Arial"/>
+          <w:sz w:val="20"/>
+          <w:szCs w:val="20"/>
+          <w:lang w:val="en-GB"/>
+        </w:rPr>
+      </w:pPr>
+      <w:r>
+        <w:rPr>
+          <w:rFonts w:ascii="Arial" w:hAnsi="Arial" w:cs="Arial"/>
+          <w:sz w:val="20"/>
+          <w:szCs w:val="20"/>
+          <w:lang w:val="en-GB"/>
+        </w:rPr>
+        <w:t xml:space="preserve">  --output-path LotusSCv5v7.qza \</w:t>
+      </w:r>
+    </w:p>
+    <w:p>
+      <w:pPr>
+        <w:rPr>
+          <w:rFonts w:ascii="Arial" w:hAnsi="Arial" w:cs="Arial"/>
+          <w:sz w:val="20"/>
+          <w:szCs w:val="20"/>
+          <w:lang w:val="en-GB"/>
+        </w:rPr>
+      </w:pPr>
+      <w:r>
+        <w:rPr>
+          <w:rFonts w:ascii="Arial" w:hAnsi="Arial" w:cs="Arial"/>
+          <w:sz w:val="20"/>
+          <w:szCs w:val="20"/>
+          <w:lang w:val="en-GB"/>
+        </w:rPr>
+        <w:t xml:space="preserve">  --type 'FeatureData[Sequence]'</w:t>
       </w:r>
     </w:p>
     <w:p>
@@ -3091,25 +2438,14 @@
           <w:lang w:val="en-GB"/>
         </w:rPr>
       </w:pPr>
-      <w:proofErr w:type="gramStart"/>
-      <w:r>
-        <w:rPr>
-          <w:rFonts w:ascii="Arial" w:hAnsi="Arial" w:cs="Arial"/>
-          <w:sz w:val="20"/>
-          <w:szCs w:val="20"/>
-          <w:lang w:val="en-GB"/>
-        </w:rPr>
-        <w:t>#!/</w:t>
-      </w:r>
-      <w:proofErr w:type="gramEnd"/>
-      <w:r>
-        <w:rPr>
-          <w:rFonts w:ascii="Arial" w:hAnsi="Arial" w:cs="Arial"/>
-          <w:sz w:val="20"/>
-          <w:szCs w:val="20"/>
-          <w:lang w:val="en-GB"/>
-        </w:rPr>
-        <w:t>bin/bash</w:t>
+      <w:r>
+        <w:rPr>
+          <w:rFonts w:ascii="Arial" w:hAnsi="Arial" w:cs="Arial"/>
+          <w:sz w:val="20"/>
+          <w:szCs w:val="20"/>
+          <w:lang w:val="en-GB"/>
+        </w:rPr>
+        <w:t>#!/bin/bash</w:t>
       </w:r>
     </w:p>
     <w:p>
@@ -3204,195 +2540,93 @@
           <w:szCs w:val="20"/>
           <w:lang w:val="en-GB"/>
         </w:rPr>
-        <w:t xml:space="preserve">#SBATCH --account </w:t>
-      </w:r>
-      <w:proofErr w:type="spellStart"/>
-      <w:r>
-        <w:rPr>
-          <w:rFonts w:ascii="Arial" w:hAnsi="Arial" w:cs="Arial"/>
-          <w:sz w:val="20"/>
-          <w:szCs w:val="20"/>
-          <w:lang w:val="en-GB"/>
-        </w:rPr>
-        <w:t>InRoot</w:t>
-      </w:r>
-      <w:proofErr w:type="spellEnd"/>
-    </w:p>
-    <w:p>
-      <w:pPr>
-        <w:rPr>
-          <w:rFonts w:ascii="Arial" w:hAnsi="Arial" w:cs="Arial"/>
-          <w:sz w:val="20"/>
-          <w:szCs w:val="20"/>
-          <w:lang w:val="en-GB"/>
-        </w:rPr>
-      </w:pPr>
-    </w:p>
-    <w:p>
-      <w:pPr>
-        <w:rPr>
-          <w:rFonts w:ascii="Arial" w:hAnsi="Arial" w:cs="Arial"/>
-          <w:sz w:val="20"/>
-          <w:szCs w:val="20"/>
-          <w:lang w:val="en-GB"/>
-        </w:rPr>
-      </w:pPr>
-      <w:proofErr w:type="spellStart"/>
-      <w:r>
-        <w:rPr>
-          <w:rFonts w:ascii="Arial" w:hAnsi="Arial" w:cs="Arial"/>
-          <w:sz w:val="20"/>
-          <w:szCs w:val="20"/>
-          <w:lang w:val="en-GB"/>
-        </w:rPr>
-        <w:t>qiime</w:t>
-      </w:r>
-      <w:proofErr w:type="spellEnd"/>
-      <w:r>
-        <w:rPr>
-          <w:rFonts w:ascii="Arial" w:hAnsi="Arial" w:cs="Arial"/>
-          <w:sz w:val="20"/>
-          <w:szCs w:val="20"/>
-          <w:lang w:val="en-GB"/>
-        </w:rPr>
-        <w:t xml:space="preserve"> </w:t>
-      </w:r>
-      <w:proofErr w:type="spellStart"/>
-      <w:r>
-        <w:rPr>
-          <w:rFonts w:ascii="Arial" w:hAnsi="Arial" w:cs="Arial"/>
-          <w:sz w:val="20"/>
-          <w:szCs w:val="20"/>
-          <w:lang w:val="en-GB"/>
-        </w:rPr>
-        <w:t>vsearch</w:t>
-      </w:r>
-      <w:proofErr w:type="spellEnd"/>
-      <w:r>
-        <w:rPr>
-          <w:rFonts w:ascii="Arial" w:hAnsi="Arial" w:cs="Arial"/>
-          <w:sz w:val="20"/>
-          <w:szCs w:val="20"/>
-          <w:lang w:val="en-GB"/>
-        </w:rPr>
-        <w:t xml:space="preserve"> cluster-features-open-reference \</w:t>
-      </w:r>
-    </w:p>
-    <w:p>
-      <w:pPr>
-        <w:rPr>
-          <w:rFonts w:ascii="Arial" w:hAnsi="Arial" w:cs="Arial"/>
-          <w:sz w:val="20"/>
-          <w:szCs w:val="20"/>
-          <w:lang w:val="en-GB"/>
-        </w:rPr>
-      </w:pPr>
-      <w:r>
-        <w:rPr>
-          <w:rFonts w:ascii="Arial" w:hAnsi="Arial" w:cs="Arial"/>
-          <w:sz w:val="20"/>
-          <w:szCs w:val="20"/>
-          <w:lang w:val="en-GB"/>
-        </w:rPr>
-        <w:t xml:space="preserve">  --</w:t>
-      </w:r>
-      <w:proofErr w:type="spellStart"/>
-      <w:r>
-        <w:rPr>
-          <w:rFonts w:ascii="Arial" w:hAnsi="Arial" w:cs="Arial"/>
-          <w:sz w:val="20"/>
-          <w:szCs w:val="20"/>
-          <w:lang w:val="en-GB"/>
-        </w:rPr>
-        <w:t>i</w:t>
-      </w:r>
-      <w:proofErr w:type="spellEnd"/>
-      <w:r>
-        <w:rPr>
-          <w:rFonts w:ascii="Arial" w:hAnsi="Arial" w:cs="Arial"/>
-          <w:sz w:val="20"/>
-          <w:szCs w:val="20"/>
-          <w:lang w:val="en-GB"/>
-        </w:rPr>
-        <w:t>-table LotusSYM_LjSC_220200e2_ASVtable.qza \</w:t>
-      </w:r>
-    </w:p>
-    <w:p>
-      <w:pPr>
-        <w:rPr>
-          <w:rFonts w:ascii="Arial" w:hAnsi="Arial" w:cs="Arial"/>
-          <w:sz w:val="20"/>
-          <w:szCs w:val="20"/>
-          <w:lang w:val="en-GB"/>
-        </w:rPr>
-      </w:pPr>
-      <w:r>
-        <w:rPr>
-          <w:rFonts w:ascii="Arial" w:hAnsi="Arial" w:cs="Arial"/>
-          <w:sz w:val="20"/>
-          <w:szCs w:val="20"/>
-          <w:lang w:val="en-GB"/>
-        </w:rPr>
-        <w:t xml:space="preserve">  --</w:t>
-      </w:r>
-      <w:proofErr w:type="spellStart"/>
-      <w:r>
-        <w:rPr>
-          <w:rFonts w:ascii="Arial" w:hAnsi="Arial" w:cs="Arial"/>
-          <w:sz w:val="20"/>
-          <w:szCs w:val="20"/>
-          <w:lang w:val="en-GB"/>
-        </w:rPr>
-        <w:t>i</w:t>
-      </w:r>
-      <w:proofErr w:type="spellEnd"/>
-      <w:r>
-        <w:rPr>
-          <w:rFonts w:ascii="Arial" w:hAnsi="Arial" w:cs="Arial"/>
-          <w:sz w:val="20"/>
-          <w:szCs w:val="20"/>
-          <w:lang w:val="en-GB"/>
-        </w:rPr>
-        <w:t>-sequences LotusSYM_LjSC_220200e2_repseqs.qza \</w:t>
-      </w:r>
-    </w:p>
-    <w:p>
-      <w:pPr>
-        <w:rPr>
-          <w:rFonts w:ascii="Arial" w:hAnsi="Arial" w:cs="Arial"/>
-          <w:sz w:val="20"/>
-          <w:szCs w:val="20"/>
-          <w:lang w:val="en-GB"/>
-        </w:rPr>
-      </w:pPr>
-      <w:r>
-        <w:rPr>
-          <w:rFonts w:ascii="Arial" w:hAnsi="Arial" w:cs="Arial"/>
-          <w:sz w:val="20"/>
-          <w:szCs w:val="20"/>
-          <w:lang w:val="en-GB"/>
-        </w:rPr>
-        <w:t xml:space="preserve">  --</w:t>
-      </w:r>
-      <w:proofErr w:type="spellStart"/>
-      <w:r>
-        <w:rPr>
-          <w:rFonts w:ascii="Arial" w:hAnsi="Arial" w:cs="Arial"/>
-          <w:sz w:val="20"/>
-          <w:szCs w:val="20"/>
-          <w:lang w:val="en-GB"/>
-        </w:rPr>
-        <w:t>i</w:t>
-      </w:r>
-      <w:proofErr w:type="spellEnd"/>
-      <w:r>
-        <w:rPr>
-          <w:rFonts w:ascii="Arial" w:hAnsi="Arial" w:cs="Arial"/>
-          <w:sz w:val="20"/>
-          <w:szCs w:val="20"/>
-          <w:lang w:val="en-GB"/>
-        </w:rPr>
-        <w:t>-reference-sequences Sha_LotusSCv5v7.qza \</w:t>
+        <w:t>#SBATCH --account InRoot</w:t>
+      </w:r>
+    </w:p>
+    <w:p>
+      <w:pPr>
+        <w:rPr>
+          <w:rFonts w:ascii="Arial" w:hAnsi="Arial" w:cs="Arial"/>
+          <w:sz w:val="20"/>
+          <w:szCs w:val="20"/>
+          <w:lang w:val="en-GB"/>
+        </w:rPr>
+      </w:pPr>
+    </w:p>
+    <w:p>
+      <w:pPr>
+        <w:rPr>
+          <w:rFonts w:ascii="Arial" w:hAnsi="Arial" w:cs="Arial"/>
+          <w:sz w:val="20"/>
+          <w:szCs w:val="20"/>
+          <w:lang w:val="en-GB"/>
+        </w:rPr>
+      </w:pPr>
+      <w:r>
+        <w:rPr>
+          <w:rFonts w:ascii="Arial" w:hAnsi="Arial" w:cs="Arial"/>
+          <w:sz w:val="20"/>
+          <w:szCs w:val="20"/>
+          <w:lang w:val="en-GB"/>
+        </w:rPr>
+        <w:t>qiime vsearch cluster-features-open-reference \</w:t>
+      </w:r>
+    </w:p>
+    <w:p>
+      <w:pPr>
+        <w:rPr>
+          <w:rFonts w:ascii="Arial" w:hAnsi="Arial" w:cs="Arial"/>
+          <w:sz w:val="20"/>
+          <w:szCs w:val="20"/>
+          <w:lang w:val="en-GB"/>
+        </w:rPr>
+      </w:pPr>
+      <w:r>
+        <w:rPr>
+          <w:rFonts w:ascii="Arial" w:hAnsi="Arial" w:cs="Arial"/>
+          <w:sz w:val="20"/>
+          <w:szCs w:val="20"/>
+          <w:lang w:val="en-GB"/>
+        </w:rPr>
+        <w:t xml:space="preserve">  --i-table LotusSC_ASVtable.qza \</w:t>
+      </w:r>
+    </w:p>
+    <w:p>
+      <w:pPr>
+        <w:rPr>
+          <w:rFonts w:ascii="Arial" w:hAnsi="Arial" w:cs="Arial"/>
+          <w:sz w:val="20"/>
+          <w:szCs w:val="20"/>
+          <w:lang w:val="en-GB"/>
+        </w:rPr>
+      </w:pPr>
+      <w:r>
+        <w:rPr>
+          <w:rFonts w:ascii="Arial" w:hAnsi="Arial" w:cs="Arial"/>
+          <w:sz w:val="20"/>
+          <w:szCs w:val="20"/>
+          <w:lang w:val="en-GB"/>
+        </w:rPr>
+        <w:t xml:space="preserve">  --i-sequences LotusSC_repseqs.qza \</w:t>
+      </w:r>
+    </w:p>
+    <w:p>
+      <w:pPr>
+        <w:rPr>
+          <w:rFonts w:ascii="Arial" w:hAnsi="Arial" w:cs="Arial"/>
+          <w:sz w:val="20"/>
+          <w:szCs w:val="20"/>
+          <w:lang w:val="en-GB"/>
+        </w:rPr>
+      </w:pPr>
+      <w:r>
+        <w:rPr>
+          <w:rFonts w:ascii="Arial" w:hAnsi="Arial" w:cs="Arial"/>
+          <w:sz w:val="20"/>
+          <w:szCs w:val="20"/>
+          <w:lang w:val="en-GB"/>
+        </w:rPr>
+        <w:t xml:space="preserve">  --i-reference-sequences LotusSCv5v7.qza \</w:t>
       </w:r>
     </w:p>
     <w:p>
@@ -3430,45 +2664,45 @@
           <w:szCs w:val="20"/>
           <w:lang w:val="en-GB"/>
         </w:rPr>
-        <w:t xml:space="preserve">  --o-clustered-table LotusSYM_LjSC_clustered_table_99.qza \</w:t>
-      </w:r>
-    </w:p>
-    <w:p>
-      <w:pPr>
-        <w:rPr>
-          <w:rFonts w:ascii="Arial" w:hAnsi="Arial" w:cs="Arial"/>
-          <w:sz w:val="20"/>
-          <w:szCs w:val="20"/>
-          <w:lang w:val="en-GB"/>
-        </w:rPr>
-      </w:pPr>
-      <w:r>
-        <w:rPr>
-          <w:rFonts w:ascii="Arial" w:hAnsi="Arial" w:cs="Arial"/>
-          <w:sz w:val="20"/>
-          <w:szCs w:val="20"/>
-          <w:lang w:val="en-GB"/>
-        </w:rPr>
-        <w:t xml:space="preserve">  --o-clustered-sequences LotusSYM_LjSC_clustered_rep_seqs_99.qza \</w:t>
-      </w:r>
-    </w:p>
-    <w:p>
-      <w:pPr>
-        <w:rPr>
-          <w:rFonts w:ascii="Arial" w:hAnsi="Arial" w:cs="Arial"/>
-          <w:sz w:val="20"/>
-          <w:szCs w:val="20"/>
-          <w:lang w:val="en-GB"/>
-        </w:rPr>
-      </w:pPr>
-      <w:r>
-        <w:rPr>
-          <w:rFonts w:ascii="Arial" w:hAnsi="Arial" w:cs="Arial"/>
-          <w:sz w:val="20"/>
-          <w:szCs w:val="20"/>
-          <w:lang w:val="en-GB"/>
-        </w:rPr>
-        <w:t xml:space="preserve">  --o-new-reference-sequences LotusSYM_LjSC_new-ref-seqs-or-99.qza</w:t>
+        <w:t xml:space="preserve">  --o-clustered-table LotusSC_clustered_table_99.qza \</w:t>
+      </w:r>
+    </w:p>
+    <w:p>
+      <w:pPr>
+        <w:rPr>
+          <w:rFonts w:ascii="Arial" w:hAnsi="Arial" w:cs="Arial"/>
+          <w:sz w:val="20"/>
+          <w:szCs w:val="20"/>
+          <w:lang w:val="en-GB"/>
+        </w:rPr>
+      </w:pPr>
+      <w:r>
+        <w:rPr>
+          <w:rFonts w:ascii="Arial" w:hAnsi="Arial" w:cs="Arial"/>
+          <w:sz w:val="20"/>
+          <w:szCs w:val="20"/>
+          <w:lang w:val="en-GB"/>
+        </w:rPr>
+        <w:t xml:space="preserve">  --o-clustered-sequences LotusSC_clustered_rep_seqs_99.qza \</w:t>
+      </w:r>
+    </w:p>
+    <w:p>
+      <w:pPr>
+        <w:rPr>
+          <w:rFonts w:ascii="Arial" w:hAnsi="Arial" w:cs="Arial"/>
+          <w:sz w:val="20"/>
+          <w:szCs w:val="20"/>
+          <w:lang w:val="en-GB"/>
+        </w:rPr>
+      </w:pPr>
+      <w:r>
+        <w:rPr>
+          <w:rFonts w:ascii="Arial" w:hAnsi="Arial" w:cs="Arial"/>
+          <w:sz w:val="20"/>
+          <w:szCs w:val="20"/>
+          <w:lang w:val="en-GB"/>
+        </w:rPr>
+        <w:t xml:space="preserve">  --o-new-reference-sequences LotusSC_new-ref-seqs-or-99.qza</w:t>
       </w:r>
     </w:p>
     <w:p>
@@ -3502,76 +2736,36 @@
           <w:szCs w:val="20"/>
           <w:lang w:val="en-GB"/>
         </w:rPr>
-        <w:t>qza_to_biom.sh</w:t>
-      </w:r>
-    </w:p>
-    <w:p>
-      <w:pPr>
-        <w:rPr>
-          <w:rFonts w:ascii="Arial" w:hAnsi="Arial" w:cs="Arial"/>
-          <w:sz w:val="20"/>
-          <w:szCs w:val="20"/>
-          <w:lang w:val="en-GB"/>
-        </w:rPr>
-      </w:pPr>
-    </w:p>
-    <w:p>
-      <w:pPr>
-        <w:rPr>
-          <w:rFonts w:ascii="Arial" w:hAnsi="Arial" w:cs="Arial"/>
-          <w:sz w:val="20"/>
-          <w:szCs w:val="20"/>
-          <w:lang w:val="en-GB"/>
-        </w:rPr>
-      </w:pPr>
-      <w:r>
-        <w:rPr>
-          <w:rFonts w:ascii="Arial" w:hAnsi="Arial" w:cs="Arial"/>
-          <w:sz w:val="20"/>
-          <w:szCs w:val="20"/>
-          <w:lang w:val="en-GB"/>
-        </w:rPr>
-        <w:t>performed for all three outputs:</w:t>
-      </w:r>
-    </w:p>
-    <w:p>
-      <w:pPr>
-        <w:rPr>
-          <w:rFonts w:ascii="Arial" w:hAnsi="Arial" w:cs="Arial"/>
-          <w:sz w:val="20"/>
-          <w:szCs w:val="20"/>
-          <w:lang w:val="en-GB"/>
-        </w:rPr>
-      </w:pPr>
-    </w:p>
-    <w:p>
-      <w:pPr>
-        <w:rPr>
-          <w:rFonts w:ascii="Arial" w:hAnsi="Arial" w:cs="Arial"/>
-          <w:sz w:val="20"/>
-          <w:szCs w:val="20"/>
-          <w:lang w:val="en-GB"/>
-        </w:rPr>
-      </w:pPr>
-      <w:proofErr w:type="gramStart"/>
-      <w:r>
-        <w:rPr>
-          <w:rFonts w:ascii="Arial" w:hAnsi="Arial" w:cs="Arial"/>
-          <w:sz w:val="20"/>
-          <w:szCs w:val="20"/>
-          <w:lang w:val="en-GB"/>
-        </w:rPr>
-        <w:t>#!/</w:t>
-      </w:r>
-      <w:proofErr w:type="gramEnd"/>
-      <w:r>
-        <w:rPr>
-          <w:rFonts w:ascii="Arial" w:hAnsi="Arial" w:cs="Arial"/>
-          <w:sz w:val="20"/>
-          <w:szCs w:val="20"/>
-          <w:lang w:val="en-GB"/>
-        </w:rPr>
-        <w:t>bin/bash</w:t>
+        <w:t>export.sh</w:t>
+      </w:r>
+    </w:p>
+    <w:p>
+      <w:pPr>
+        <w:rPr>
+          <w:rFonts w:ascii="Arial" w:hAnsi="Arial" w:cs="Arial"/>
+          <w:sz w:val="20"/>
+          <w:szCs w:val="20"/>
+          <w:lang w:val="en-GB"/>
+        </w:rPr>
+      </w:pPr>
+    </w:p>
+    <w:p>
+      <w:pPr>
+        <w:rPr>
+          <w:rFonts w:ascii="Arial" w:hAnsi="Arial" w:cs="Arial"/>
+          <w:sz w:val="20"/>
+          <w:szCs w:val="20"/>
+          <w:lang w:val="en-GB"/>
+        </w:rPr>
+      </w:pPr>
+      <w:r>
+        <w:rPr>
+          <w:rFonts w:ascii="Arial" w:hAnsi="Arial" w:cs="Arial"/>
+          <w:sz w:val="20"/>
+          <w:szCs w:val="20"/>
+          <w:lang w:val="en-GB"/>
+        </w:rPr>
+        <w:t>#!/bin/bash</w:t>
       </w:r>
     </w:p>
     <w:p>
@@ -3647,582 +2841,251 @@
           <w:szCs w:val="20"/>
           <w:lang w:val="en-GB"/>
         </w:rPr>
-        <w:t>#SBATCH --time=10:0:0</w:t>
-      </w:r>
-    </w:p>
-    <w:p>
-      <w:pPr>
-        <w:rPr>
-          <w:rFonts w:ascii="Arial" w:hAnsi="Arial" w:cs="Arial"/>
-          <w:sz w:val="20"/>
-          <w:szCs w:val="20"/>
-          <w:lang w:val="en-GB"/>
-        </w:rPr>
-      </w:pPr>
-      <w:r>
-        <w:rPr>
-          <w:rFonts w:ascii="Arial" w:hAnsi="Arial" w:cs="Arial"/>
-          <w:sz w:val="20"/>
-          <w:szCs w:val="20"/>
-          <w:lang w:val="en-GB"/>
-        </w:rPr>
-        <w:t xml:space="preserve">#SBATCH --account </w:t>
-      </w:r>
-      <w:proofErr w:type="spellStart"/>
-      <w:r>
-        <w:rPr>
-          <w:rFonts w:ascii="Arial" w:hAnsi="Arial" w:cs="Arial"/>
-          <w:sz w:val="20"/>
-          <w:szCs w:val="20"/>
-          <w:lang w:val="en-GB"/>
-        </w:rPr>
-        <w:t>InRoot</w:t>
-      </w:r>
-      <w:proofErr w:type="spellEnd"/>
-    </w:p>
-    <w:p>
-      <w:pPr>
-        <w:rPr>
-          <w:rFonts w:ascii="Arial" w:hAnsi="Arial" w:cs="Arial"/>
-          <w:sz w:val="20"/>
-          <w:szCs w:val="20"/>
-          <w:lang w:val="en-GB"/>
-        </w:rPr>
-      </w:pPr>
-    </w:p>
-    <w:p>
-      <w:pPr>
-        <w:rPr>
-          <w:rFonts w:ascii="Arial" w:hAnsi="Arial" w:cs="Arial"/>
-          <w:sz w:val="20"/>
-          <w:szCs w:val="20"/>
-          <w:lang w:val="en-GB"/>
-        </w:rPr>
-      </w:pPr>
-      <w:proofErr w:type="spellStart"/>
-      <w:r>
-        <w:rPr>
-          <w:rFonts w:ascii="Arial" w:hAnsi="Arial" w:cs="Arial"/>
-          <w:sz w:val="20"/>
-          <w:szCs w:val="20"/>
-          <w:lang w:val="en-GB"/>
-        </w:rPr>
-        <w:t>qiime</w:t>
-      </w:r>
-      <w:proofErr w:type="spellEnd"/>
-      <w:r>
-        <w:rPr>
-          <w:rFonts w:ascii="Arial" w:hAnsi="Arial" w:cs="Arial"/>
-          <w:sz w:val="20"/>
-          <w:szCs w:val="20"/>
-          <w:lang w:val="en-GB"/>
-        </w:rPr>
-        <w:t xml:space="preserve"> tools export \</w:t>
-      </w:r>
-    </w:p>
-    <w:p>
-      <w:pPr>
-        <w:rPr>
-          <w:rFonts w:ascii="Arial" w:hAnsi="Arial" w:cs="Arial"/>
-          <w:sz w:val="20"/>
-          <w:szCs w:val="20"/>
-          <w:lang w:val="en-GB"/>
-        </w:rPr>
-      </w:pPr>
-      <w:r>
-        <w:rPr>
-          <w:rFonts w:ascii="Arial" w:hAnsi="Arial" w:cs="Arial"/>
-          <w:sz w:val="20"/>
-          <w:szCs w:val="20"/>
-          <w:lang w:val="en-GB"/>
-        </w:rPr>
-        <w:t xml:space="preserve">  --input-path LotusSYM_LjSC_new-ref-seqs-or-99.qza \</w:t>
-      </w:r>
-    </w:p>
-    <w:p>
-      <w:pPr>
-        <w:rPr>
-          <w:rFonts w:ascii="Arial" w:hAnsi="Arial" w:cs="Arial"/>
-          <w:sz w:val="20"/>
-          <w:szCs w:val="20"/>
-          <w:lang w:val="en-GB"/>
-        </w:rPr>
-      </w:pPr>
-      <w:r>
-        <w:rPr>
-          <w:rFonts w:ascii="Arial" w:hAnsi="Arial" w:cs="Arial"/>
-          <w:sz w:val="20"/>
-          <w:szCs w:val="20"/>
-          <w:lang w:val="en-GB"/>
-        </w:rPr>
-        <w:t xml:space="preserve">  --output-path LotusSYM_LjSC_new-ref-seqs-or-99</w:t>
-      </w:r>
-    </w:p>
-    <w:p>
-      <w:pPr>
-        <w:rPr>
-          <w:rFonts w:ascii="Arial" w:hAnsi="Arial" w:cs="Arial"/>
-          <w:sz w:val="20"/>
-          <w:szCs w:val="20"/>
-          <w:lang w:val="en-GB"/>
-        </w:rPr>
-      </w:pPr>
-    </w:p>
-    <w:p>
-      <w:pPr>
-        <w:rPr>
-          <w:rFonts w:ascii="Arial" w:hAnsi="Arial" w:cs="Arial"/>
-          <w:sz w:val="20"/>
-          <w:szCs w:val="20"/>
-          <w:lang w:val="en-GB"/>
-        </w:rPr>
-      </w:pPr>
-      <w:proofErr w:type="gramStart"/>
-      <w:r>
-        <w:rPr>
-          <w:rFonts w:ascii="Arial" w:hAnsi="Arial" w:cs="Arial"/>
-          <w:sz w:val="20"/>
-          <w:szCs w:val="20"/>
-          <w:lang w:val="en-GB"/>
-        </w:rPr>
-        <w:t>#!/</w:t>
-      </w:r>
-      <w:proofErr w:type="gramEnd"/>
-      <w:r>
-        <w:rPr>
-          <w:rFonts w:ascii="Arial" w:hAnsi="Arial" w:cs="Arial"/>
-          <w:sz w:val="20"/>
-          <w:szCs w:val="20"/>
-          <w:lang w:val="en-GB"/>
-        </w:rPr>
-        <w:t>bin/bash</w:t>
-      </w:r>
-    </w:p>
-    <w:p>
-      <w:pPr>
-        <w:rPr>
-          <w:rFonts w:ascii="Arial" w:hAnsi="Arial" w:cs="Arial"/>
-          <w:sz w:val="20"/>
-          <w:szCs w:val="20"/>
-          <w:lang w:val="en-GB"/>
-        </w:rPr>
-      </w:pPr>
-      <w:r>
-        <w:rPr>
-          <w:rFonts w:ascii="Arial" w:hAnsi="Arial" w:cs="Arial"/>
-          <w:sz w:val="20"/>
-          <w:szCs w:val="20"/>
-          <w:lang w:val="en-GB"/>
-        </w:rPr>
-        <w:t>#SBATCH --partition normal</w:t>
-      </w:r>
-    </w:p>
-    <w:p>
-      <w:pPr>
-        <w:rPr>
-          <w:rFonts w:ascii="Arial" w:hAnsi="Arial" w:cs="Arial"/>
-          <w:sz w:val="20"/>
-          <w:szCs w:val="20"/>
-          <w:lang w:val="en-GB"/>
-        </w:rPr>
-      </w:pPr>
-      <w:r>
-        <w:rPr>
-          <w:rFonts w:ascii="Arial" w:hAnsi="Arial" w:cs="Arial"/>
-          <w:sz w:val="20"/>
-          <w:szCs w:val="20"/>
-          <w:lang w:val="en-GB"/>
-        </w:rPr>
-        <w:t>#SBATCH --mem=100g</w:t>
-      </w:r>
-    </w:p>
-    <w:p>
-      <w:pPr>
-        <w:rPr>
-          <w:rFonts w:ascii="Arial" w:hAnsi="Arial" w:cs="Arial"/>
-          <w:sz w:val="20"/>
-          <w:szCs w:val="20"/>
-          <w:lang w:val="en-GB"/>
-        </w:rPr>
-      </w:pPr>
-      <w:r>
-        <w:rPr>
-          <w:rFonts w:ascii="Arial" w:hAnsi="Arial" w:cs="Arial"/>
-          <w:sz w:val="20"/>
-          <w:szCs w:val="20"/>
-          <w:lang w:val="en-GB"/>
-        </w:rPr>
-        <w:t>#SBATCH -c 10</w:t>
-      </w:r>
-    </w:p>
-    <w:p>
-      <w:pPr>
-        <w:rPr>
-          <w:rFonts w:ascii="Arial" w:hAnsi="Arial" w:cs="Arial"/>
-          <w:sz w:val="20"/>
-          <w:szCs w:val="20"/>
-          <w:lang w:val="en-GB"/>
-        </w:rPr>
-      </w:pPr>
-      <w:r>
-        <w:rPr>
-          <w:rFonts w:ascii="Arial" w:hAnsi="Arial" w:cs="Arial"/>
-          <w:sz w:val="20"/>
-          <w:szCs w:val="20"/>
-          <w:lang w:val="en-GB"/>
-        </w:rPr>
-        <w:t>#SBATCH --time=10:0:0</w:t>
-      </w:r>
-    </w:p>
-    <w:p>
-      <w:pPr>
-        <w:rPr>
-          <w:rFonts w:ascii="Arial" w:hAnsi="Arial" w:cs="Arial"/>
-          <w:sz w:val="20"/>
-          <w:szCs w:val="20"/>
-          <w:lang w:val="en-GB"/>
-        </w:rPr>
-      </w:pPr>
-      <w:r>
-        <w:rPr>
-          <w:rFonts w:ascii="Arial" w:hAnsi="Arial" w:cs="Arial"/>
-          <w:sz w:val="20"/>
-          <w:szCs w:val="20"/>
-          <w:lang w:val="en-GB"/>
-        </w:rPr>
-        <w:t xml:space="preserve">#SBATCH --account </w:t>
-      </w:r>
-      <w:proofErr w:type="spellStart"/>
-      <w:r>
-        <w:rPr>
-          <w:rFonts w:ascii="Arial" w:hAnsi="Arial" w:cs="Arial"/>
-          <w:sz w:val="20"/>
-          <w:szCs w:val="20"/>
-          <w:lang w:val="en-GB"/>
-        </w:rPr>
-        <w:t>InRoot</w:t>
-      </w:r>
-      <w:proofErr w:type="spellEnd"/>
-    </w:p>
-    <w:p>
-      <w:pPr>
-        <w:rPr>
-          <w:rFonts w:ascii="Arial" w:hAnsi="Arial" w:cs="Arial"/>
-          <w:sz w:val="20"/>
-          <w:szCs w:val="20"/>
-          <w:lang w:val="en-GB"/>
-        </w:rPr>
-      </w:pPr>
-    </w:p>
-    <w:p>
-      <w:pPr>
-        <w:rPr>
-          <w:rFonts w:ascii="Arial" w:hAnsi="Arial" w:cs="Arial"/>
-          <w:sz w:val="20"/>
-          <w:szCs w:val="20"/>
-          <w:lang w:val="en-GB"/>
-        </w:rPr>
-      </w:pPr>
-      <w:proofErr w:type="spellStart"/>
-      <w:r>
-        <w:rPr>
-          <w:rFonts w:ascii="Arial" w:hAnsi="Arial" w:cs="Arial"/>
-          <w:sz w:val="20"/>
-          <w:szCs w:val="20"/>
-          <w:lang w:val="en-GB"/>
-        </w:rPr>
-        <w:t>qiime</w:t>
-      </w:r>
-      <w:proofErr w:type="spellEnd"/>
-      <w:r>
-        <w:rPr>
-          <w:rFonts w:ascii="Arial" w:hAnsi="Arial" w:cs="Arial"/>
-          <w:sz w:val="20"/>
-          <w:szCs w:val="20"/>
-          <w:lang w:val="en-GB"/>
-        </w:rPr>
-        <w:t xml:space="preserve"> tools export \</w:t>
-      </w:r>
-    </w:p>
-    <w:p>
-      <w:pPr>
-        <w:rPr>
-          <w:rFonts w:ascii="Arial" w:hAnsi="Arial" w:cs="Arial"/>
-          <w:sz w:val="20"/>
-          <w:szCs w:val="20"/>
-          <w:lang w:val="en-GB"/>
-        </w:rPr>
-      </w:pPr>
-      <w:r>
-        <w:rPr>
-          <w:rFonts w:ascii="Arial" w:hAnsi="Arial" w:cs="Arial"/>
-          <w:sz w:val="20"/>
-          <w:szCs w:val="20"/>
-          <w:lang w:val="en-GB"/>
-        </w:rPr>
-        <w:t xml:space="preserve">  --input-path LotusSYM_LjSC_clustered_rep_seqs_99.qza \</w:t>
-      </w:r>
-    </w:p>
-    <w:p>
-      <w:pPr>
-        <w:rPr>
-          <w:rFonts w:ascii="Arial" w:hAnsi="Arial" w:cs="Arial"/>
-          <w:sz w:val="20"/>
-          <w:szCs w:val="20"/>
-          <w:lang w:val="en-GB"/>
-        </w:rPr>
-      </w:pPr>
-      <w:r>
-        <w:rPr>
-          <w:rFonts w:ascii="Arial" w:hAnsi="Arial" w:cs="Arial"/>
-          <w:sz w:val="20"/>
-          <w:szCs w:val="20"/>
-          <w:lang w:val="en-GB"/>
-        </w:rPr>
-        <w:t xml:space="preserve">  --output-path LotusSYM_LjSC_clustered_rep_seqs_99</w:t>
-      </w:r>
-    </w:p>
-    <w:p>
-      <w:pPr>
-        <w:rPr>
-          <w:rFonts w:ascii="Arial" w:hAnsi="Arial" w:cs="Arial"/>
-          <w:sz w:val="20"/>
-          <w:szCs w:val="20"/>
-          <w:lang w:val="en-GB"/>
-        </w:rPr>
-      </w:pPr>
-    </w:p>
-    <w:p>
-      <w:pPr>
-        <w:rPr>
-          <w:rFonts w:ascii="Arial" w:hAnsi="Arial" w:cs="Arial"/>
-          <w:sz w:val="20"/>
-          <w:szCs w:val="20"/>
-          <w:lang w:val="en-GB"/>
-        </w:rPr>
-      </w:pPr>
-    </w:p>
-    <w:p>
-      <w:pPr>
-        <w:rPr>
-          <w:rFonts w:ascii="Arial" w:hAnsi="Arial" w:cs="Arial"/>
-          <w:sz w:val="20"/>
-          <w:szCs w:val="20"/>
-          <w:lang w:val="en-GB"/>
-        </w:rPr>
-      </w:pPr>
-      <w:proofErr w:type="gramStart"/>
-      <w:r>
-        <w:rPr>
-          <w:rFonts w:ascii="Arial" w:hAnsi="Arial" w:cs="Arial"/>
-          <w:sz w:val="20"/>
-          <w:szCs w:val="20"/>
-          <w:lang w:val="en-GB"/>
-        </w:rPr>
-        <w:t>#!/</w:t>
-      </w:r>
-      <w:proofErr w:type="gramEnd"/>
-      <w:r>
-        <w:rPr>
-          <w:rFonts w:ascii="Arial" w:hAnsi="Arial" w:cs="Arial"/>
-          <w:sz w:val="20"/>
-          <w:szCs w:val="20"/>
-          <w:lang w:val="en-GB"/>
-        </w:rPr>
-        <w:t>bin/bash</w:t>
-      </w:r>
-    </w:p>
-    <w:p>
-      <w:pPr>
-        <w:rPr>
-          <w:rFonts w:ascii="Arial" w:hAnsi="Arial" w:cs="Arial"/>
-          <w:sz w:val="20"/>
-          <w:szCs w:val="20"/>
-          <w:lang w:val="en-GB"/>
-        </w:rPr>
-      </w:pPr>
-      <w:r>
-        <w:rPr>
-          <w:rFonts w:ascii="Arial" w:hAnsi="Arial" w:cs="Arial"/>
-          <w:sz w:val="20"/>
-          <w:szCs w:val="20"/>
-          <w:lang w:val="en-GB"/>
-        </w:rPr>
-        <w:t>#SBATCH --partition normal</w:t>
-      </w:r>
-    </w:p>
-    <w:p>
-      <w:pPr>
-        <w:rPr>
-          <w:rFonts w:ascii="Arial" w:hAnsi="Arial" w:cs="Arial"/>
-          <w:sz w:val="20"/>
-          <w:szCs w:val="20"/>
-          <w:lang w:val="en-GB"/>
-        </w:rPr>
-      </w:pPr>
-      <w:r>
-        <w:rPr>
-          <w:rFonts w:ascii="Arial" w:hAnsi="Arial" w:cs="Arial"/>
-          <w:sz w:val="20"/>
-          <w:szCs w:val="20"/>
-          <w:lang w:val="en-GB"/>
-        </w:rPr>
-        <w:t>#SBATCH --mem=100g</w:t>
-      </w:r>
-    </w:p>
-    <w:p>
-      <w:pPr>
-        <w:rPr>
-          <w:rFonts w:ascii="Arial" w:hAnsi="Arial" w:cs="Arial"/>
-          <w:sz w:val="20"/>
-          <w:szCs w:val="20"/>
-          <w:lang w:val="en-GB"/>
-        </w:rPr>
-      </w:pPr>
-      <w:r>
-        <w:rPr>
-          <w:rFonts w:ascii="Arial" w:hAnsi="Arial" w:cs="Arial"/>
-          <w:sz w:val="20"/>
-          <w:szCs w:val="20"/>
-          <w:lang w:val="en-GB"/>
-        </w:rPr>
-        <w:t>#SBATCH -c 10</w:t>
-      </w:r>
-    </w:p>
-    <w:p>
-      <w:pPr>
-        <w:rPr>
-          <w:rFonts w:ascii="Arial" w:hAnsi="Arial" w:cs="Arial"/>
-          <w:sz w:val="20"/>
-          <w:szCs w:val="20"/>
-          <w:lang w:val="en-GB"/>
-        </w:rPr>
-      </w:pPr>
-      <w:r>
-        <w:rPr>
-          <w:rFonts w:ascii="Arial" w:hAnsi="Arial" w:cs="Arial"/>
-          <w:sz w:val="20"/>
-          <w:szCs w:val="20"/>
-          <w:lang w:val="en-GB"/>
-        </w:rPr>
-        <w:t>#SBATCH --time=10:0:0</w:t>
-      </w:r>
-    </w:p>
-    <w:p>
-      <w:pPr>
-        <w:rPr>
-          <w:rFonts w:ascii="Arial" w:hAnsi="Arial" w:cs="Arial"/>
-          <w:sz w:val="20"/>
-          <w:szCs w:val="20"/>
-          <w:lang w:val="en-GB"/>
-        </w:rPr>
-      </w:pPr>
-      <w:r>
-        <w:rPr>
-          <w:rFonts w:ascii="Arial" w:hAnsi="Arial" w:cs="Arial"/>
-          <w:sz w:val="20"/>
-          <w:szCs w:val="20"/>
-          <w:lang w:val="en-GB"/>
-        </w:rPr>
-        <w:t xml:space="preserve">#SBATCH --account </w:t>
-      </w:r>
-      <w:proofErr w:type="spellStart"/>
-      <w:r>
-        <w:rPr>
-          <w:rFonts w:ascii="Arial" w:hAnsi="Arial" w:cs="Arial"/>
-          <w:sz w:val="20"/>
-          <w:szCs w:val="20"/>
-          <w:lang w:val="en-GB"/>
-        </w:rPr>
-        <w:t>InRoot</w:t>
-      </w:r>
-      <w:proofErr w:type="spellEnd"/>
-    </w:p>
-    <w:p>
-      <w:pPr>
-        <w:rPr>
-          <w:rFonts w:ascii="Arial" w:hAnsi="Arial" w:cs="Arial"/>
-          <w:sz w:val="20"/>
-          <w:szCs w:val="20"/>
-          <w:lang w:val="en-GB"/>
-        </w:rPr>
-      </w:pPr>
-    </w:p>
-    <w:p>
-      <w:pPr>
-        <w:rPr>
-          <w:rFonts w:ascii="Arial" w:hAnsi="Arial" w:cs="Arial"/>
-          <w:sz w:val="20"/>
-          <w:szCs w:val="20"/>
-          <w:lang w:val="en-GB"/>
-        </w:rPr>
-      </w:pPr>
-      <w:proofErr w:type="spellStart"/>
-      <w:r>
-        <w:rPr>
-          <w:rFonts w:ascii="Arial" w:hAnsi="Arial" w:cs="Arial"/>
-          <w:sz w:val="20"/>
-          <w:szCs w:val="20"/>
-          <w:lang w:val="en-GB"/>
-        </w:rPr>
-        <w:t>qiime</w:t>
-      </w:r>
-      <w:proofErr w:type="spellEnd"/>
-      <w:r>
-        <w:rPr>
-          <w:rFonts w:ascii="Arial" w:hAnsi="Arial" w:cs="Arial"/>
-          <w:sz w:val="20"/>
-          <w:szCs w:val="20"/>
-          <w:lang w:val="en-GB"/>
-        </w:rPr>
-        <w:t xml:space="preserve"> tools export \</w:t>
-      </w:r>
-    </w:p>
-    <w:p>
-      <w:pPr>
-        <w:rPr>
-          <w:rFonts w:ascii="Arial" w:hAnsi="Arial" w:cs="Arial"/>
-          <w:sz w:val="20"/>
-          <w:szCs w:val="20"/>
-          <w:lang w:val="en-GB"/>
-        </w:rPr>
-      </w:pPr>
-      <w:r>
-        <w:rPr>
-          <w:rFonts w:ascii="Arial" w:hAnsi="Arial" w:cs="Arial"/>
-          <w:sz w:val="20"/>
-          <w:szCs w:val="20"/>
-          <w:lang w:val="en-GB"/>
-        </w:rPr>
-        <w:t xml:space="preserve">  --input-path LotusSYM_LjSC_clustered_table_99.qza \</w:t>
-      </w:r>
-    </w:p>
-    <w:p>
-      <w:pPr>
-        <w:rPr>
-          <w:rFonts w:ascii="Arial" w:hAnsi="Arial" w:cs="Arial"/>
-          <w:sz w:val="20"/>
-          <w:szCs w:val="20"/>
-          <w:lang w:val="en-GB"/>
-        </w:rPr>
-      </w:pPr>
-      <w:r>
-        <w:rPr>
-          <w:rFonts w:ascii="Arial" w:hAnsi="Arial" w:cs="Arial"/>
-          <w:sz w:val="20"/>
-          <w:szCs w:val="20"/>
-          <w:lang w:val="en-GB"/>
-        </w:rPr>
-        <w:t xml:space="preserve">  --output-path LotusSYM_LjSC_clustered_table_99</w:t>
-      </w:r>
-    </w:p>
-    <w:p>
-      <w:pPr>
-        <w:pStyle w:val="ListParagraph"/>
-        <w:numPr>
-          <w:ilvl w:val="0"/>
-          <w:numId w:val="3"/>
-        </w:numPr>
+        <w:t>#SBATCH --time=2:0:0</w:t>
+      </w:r>
+    </w:p>
+    <w:p>
+      <w:pPr>
+        <w:rPr>
+          <w:rFonts w:ascii="Arial" w:hAnsi="Arial" w:cs="Arial"/>
+          <w:sz w:val="20"/>
+          <w:szCs w:val="20"/>
+          <w:lang w:val="en-GB"/>
+        </w:rPr>
+      </w:pPr>
+      <w:r>
+        <w:rPr>
+          <w:rFonts w:ascii="Arial" w:hAnsi="Arial" w:cs="Arial"/>
+          <w:sz w:val="20"/>
+          <w:szCs w:val="20"/>
+          <w:lang w:val="en-GB"/>
+        </w:rPr>
+        <w:t>#SBATCH --account InRoot</w:t>
+      </w:r>
+    </w:p>
+    <w:p>
+      <w:pPr>
+        <w:rPr>
+          <w:rFonts w:ascii="Arial" w:hAnsi="Arial" w:cs="Arial"/>
+          <w:sz w:val="20"/>
+          <w:szCs w:val="20"/>
+          <w:lang w:val="en-GB"/>
+        </w:rPr>
+      </w:pPr>
+    </w:p>
+    <w:p>
+      <w:pPr>
+        <w:rPr>
+          <w:rFonts w:ascii="Arial" w:hAnsi="Arial" w:cs="Arial"/>
+          <w:sz w:val="20"/>
+          <w:szCs w:val="20"/>
+          <w:lang w:val="en-GB"/>
+        </w:rPr>
+      </w:pPr>
+      <w:r>
+        <w:rPr>
+          <w:rFonts w:ascii="Arial" w:hAnsi="Arial" w:cs="Arial"/>
+          <w:sz w:val="20"/>
+          <w:szCs w:val="20"/>
+          <w:lang w:val="en-GB"/>
+        </w:rPr>
+        <w:t>qiime tools export \</w:t>
+      </w:r>
+    </w:p>
+    <w:p>
+      <w:pPr>
+        <w:rPr>
+          <w:rFonts w:ascii="Arial" w:hAnsi="Arial" w:cs="Arial"/>
+          <w:sz w:val="20"/>
+          <w:szCs w:val="20"/>
+          <w:lang w:val="en-GB"/>
+        </w:rPr>
+      </w:pPr>
+      <w:r>
+        <w:rPr>
+          <w:rFonts w:ascii="Arial" w:hAnsi="Arial" w:cs="Arial"/>
+          <w:sz w:val="20"/>
+          <w:szCs w:val="20"/>
+          <w:lang w:val="en-GB"/>
+        </w:rPr>
+        <w:t xml:space="preserve">  --input-path LotusSC_new-ref-seqs-or-99.qza \</w:t>
+      </w:r>
+    </w:p>
+    <w:p>
+      <w:pPr>
+        <w:rPr>
+          <w:rFonts w:ascii="Arial" w:hAnsi="Arial" w:cs="Arial"/>
+          <w:sz w:val="20"/>
+          <w:szCs w:val="20"/>
+          <w:lang w:val="en-GB"/>
+        </w:rPr>
+      </w:pPr>
+      <w:r>
+        <w:rPr>
+          <w:rFonts w:ascii="Arial" w:hAnsi="Arial" w:cs="Arial"/>
+          <w:sz w:val="20"/>
+          <w:szCs w:val="20"/>
+          <w:lang w:val="en-GB"/>
+        </w:rPr>
+        <w:t xml:space="preserve">  --output-path LotusSC_new-ref-seqs-or-99</w:t>
+      </w:r>
+    </w:p>
+    <w:p>
+      <w:pPr>
+        <w:rPr>
+          <w:rFonts w:ascii="Arial" w:hAnsi="Arial" w:cs="Arial"/>
+          <w:sz w:val="20"/>
+          <w:szCs w:val="20"/>
+          <w:lang w:val="en-GB"/>
+        </w:rPr>
+      </w:pPr>
+    </w:p>
+    <w:p>
+      <w:pPr>
+        <w:rPr>
+          <w:rFonts w:ascii="Arial" w:hAnsi="Arial" w:cs="Arial"/>
+          <w:sz w:val="20"/>
+          <w:szCs w:val="20"/>
+          <w:lang w:val="en-GB"/>
+        </w:rPr>
+      </w:pPr>
+      <w:r>
+        <w:rPr>
+          <w:rFonts w:ascii="Arial" w:hAnsi="Arial" w:cs="Arial"/>
+          <w:sz w:val="20"/>
+          <w:szCs w:val="20"/>
+          <w:lang w:val="en-GB"/>
+        </w:rPr>
+        <w:t>mv LotusSC_new-ref-seqs-or-99/dna-sequences.fasta LotusSC_new-ref-seqs-or-99/LotusSC_new-ref-seqs-or-99.fasta</w:t>
+      </w:r>
+    </w:p>
+    <w:p>
+      <w:pPr>
+        <w:rPr>
+          <w:rFonts w:ascii="Arial" w:hAnsi="Arial" w:cs="Arial"/>
+          <w:sz w:val="20"/>
+          <w:szCs w:val="20"/>
+          <w:lang w:val="en-GB"/>
+        </w:rPr>
+      </w:pPr>
+    </w:p>
+    <w:p>
+      <w:pPr>
+        <w:rPr>
+          <w:rFonts w:ascii="Arial" w:hAnsi="Arial" w:cs="Arial"/>
+          <w:sz w:val="20"/>
+          <w:szCs w:val="20"/>
+          <w:lang w:val="en-GB"/>
+        </w:rPr>
+      </w:pPr>
+      <w:r>
+        <w:rPr>
+          <w:rFonts w:ascii="Arial" w:hAnsi="Arial" w:cs="Arial"/>
+          <w:sz w:val="20"/>
+          <w:szCs w:val="20"/>
+          <w:lang w:val="en-GB"/>
+        </w:rPr>
+        <w:t>qiime tools export \</w:t>
+      </w:r>
+    </w:p>
+    <w:p>
+      <w:pPr>
+        <w:rPr>
+          <w:rFonts w:ascii="Arial" w:hAnsi="Arial" w:cs="Arial"/>
+          <w:sz w:val="20"/>
+          <w:szCs w:val="20"/>
+          <w:lang w:val="en-GB"/>
+        </w:rPr>
+      </w:pPr>
+      <w:r>
+        <w:rPr>
+          <w:rFonts w:ascii="Arial" w:hAnsi="Arial" w:cs="Arial"/>
+          <w:sz w:val="20"/>
+          <w:szCs w:val="20"/>
+          <w:lang w:val="en-GB"/>
+        </w:rPr>
+        <w:t xml:space="preserve">  --input-path LotusSC_clustered_rep_seqs_99.qza \</w:t>
+      </w:r>
+    </w:p>
+    <w:p>
+      <w:pPr>
+        <w:rPr>
+          <w:rFonts w:ascii="Arial" w:hAnsi="Arial" w:cs="Arial"/>
+          <w:sz w:val="20"/>
+          <w:szCs w:val="20"/>
+          <w:lang w:val="en-GB"/>
+        </w:rPr>
+      </w:pPr>
+      <w:r>
+        <w:rPr>
+          <w:rFonts w:ascii="Arial" w:hAnsi="Arial" w:cs="Arial"/>
+          <w:sz w:val="20"/>
+          <w:szCs w:val="20"/>
+          <w:lang w:val="en-GB"/>
+        </w:rPr>
+        <w:t xml:space="preserve">  --output-path LotusSC_clustered_rep_seqs_99</w:t>
+      </w:r>
+    </w:p>
+    <w:p>
+      <w:pPr>
+        <w:rPr>
+          <w:rFonts w:ascii="Arial" w:hAnsi="Arial" w:cs="Arial"/>
+          <w:sz w:val="20"/>
+          <w:szCs w:val="20"/>
+          <w:lang w:val="en-GB"/>
+        </w:rPr>
+      </w:pPr>
+    </w:p>
+    <w:p>
+      <w:pPr>
+        <w:rPr>
+          <w:rFonts w:ascii="Arial" w:hAnsi="Arial" w:cs="Arial"/>
+          <w:sz w:val="20"/>
+          <w:szCs w:val="20"/>
+          <w:lang w:val="en-GB"/>
+        </w:rPr>
+      </w:pPr>
+      <w:r>
+        <w:rPr>
+          <w:rFonts w:ascii="Arial" w:hAnsi="Arial" w:cs="Arial"/>
+          <w:sz w:val="20"/>
+          <w:szCs w:val="20"/>
+          <w:lang w:val="en-GB"/>
+        </w:rPr>
+        <w:t>mv LotusSC_clustered_rep_seqs_99/dna-sequences.fasta LotusSC_clustered_rep_seqs_99/LotusSC_clustered_rep_seqs_99.fasta</w:t>
+      </w:r>
+    </w:p>
+    <w:p>
+      <w:pPr>
+        <w:rPr>
+          <w:rFonts w:ascii="Arial" w:hAnsi="Arial" w:cs="Arial"/>
+          <w:sz w:val="20"/>
+          <w:szCs w:val="20"/>
+          <w:lang w:val="en-GB"/>
+        </w:rPr>
+      </w:pPr>
+    </w:p>
+    <w:p>
+      <w:pPr>
+        <w:rPr>
+          <w:rFonts w:ascii="Arial" w:hAnsi="Arial" w:cs="Arial"/>
+          <w:sz w:val="20"/>
+          <w:szCs w:val="20"/>
+          <w:lang w:val="en-GB"/>
+        </w:rPr>
+      </w:pPr>
+      <w:r>
+        <w:rPr>
+          <w:rFonts w:ascii="Arial" w:hAnsi="Arial" w:cs="Arial"/>
+          <w:sz w:val="20"/>
+          <w:szCs w:val="20"/>
+          <w:lang w:val="en-GB"/>
+        </w:rPr>
+        <w:t>qiime tools export \</w:t>
+      </w:r>
+    </w:p>
+    <w:p>
+      <w:pPr>
         <w:rPr>
           <w:rFonts w:ascii="Arial" w:hAnsi="Arial" w:cs="Arial"/>
           <w:sz w:val="20"/>
@@ -4238,267 +3101,113 @@
           <w:lang w:val="en-GB"/>
         </w:rPr>
         <w:lastRenderedPageBreak/>
-        <w:t>biom_to_tsv.sh</w:t>
-      </w:r>
-    </w:p>
-    <w:p>
-      <w:pPr>
-        <w:rPr>
-          <w:rFonts w:ascii="Arial" w:hAnsi="Arial" w:cs="Arial"/>
-          <w:sz w:val="20"/>
-          <w:szCs w:val="20"/>
-          <w:lang w:val="en-GB"/>
-        </w:rPr>
-      </w:pPr>
-    </w:p>
-    <w:p>
-      <w:pPr>
-        <w:rPr>
-          <w:rFonts w:ascii="Arial" w:hAnsi="Arial" w:cs="Arial"/>
-          <w:sz w:val="20"/>
-          <w:szCs w:val="20"/>
-          <w:lang w:val="en-GB"/>
-        </w:rPr>
-      </w:pPr>
-      <w:proofErr w:type="gramStart"/>
-      <w:r>
-        <w:rPr>
-          <w:rFonts w:ascii="Arial" w:hAnsi="Arial" w:cs="Arial"/>
-          <w:sz w:val="20"/>
-          <w:szCs w:val="20"/>
-          <w:lang w:val="en-GB"/>
-        </w:rPr>
-        <w:t>#!/</w:t>
-      </w:r>
-      <w:proofErr w:type="gramEnd"/>
-      <w:r>
-        <w:rPr>
-          <w:rFonts w:ascii="Arial" w:hAnsi="Arial" w:cs="Arial"/>
-          <w:sz w:val="20"/>
-          <w:szCs w:val="20"/>
-          <w:lang w:val="en-GB"/>
-        </w:rPr>
-        <w:t>bin/bash</w:t>
-      </w:r>
-    </w:p>
-    <w:p>
-      <w:pPr>
-        <w:rPr>
-          <w:rFonts w:ascii="Arial" w:hAnsi="Arial" w:cs="Arial"/>
-          <w:sz w:val="20"/>
-          <w:szCs w:val="20"/>
-          <w:lang w:val="en-GB"/>
-        </w:rPr>
-      </w:pPr>
-      <w:r>
-        <w:rPr>
-          <w:rFonts w:ascii="Arial" w:hAnsi="Arial" w:cs="Arial"/>
-          <w:sz w:val="20"/>
-          <w:szCs w:val="20"/>
-          <w:lang w:val="en-GB"/>
-        </w:rPr>
-        <w:t>#SBATCH --partition normal</w:t>
-      </w:r>
-    </w:p>
-    <w:p>
-      <w:pPr>
-        <w:rPr>
-          <w:rFonts w:ascii="Arial" w:hAnsi="Arial" w:cs="Arial"/>
-          <w:sz w:val="20"/>
-          <w:szCs w:val="20"/>
-          <w:lang w:val="en-GB"/>
-        </w:rPr>
-      </w:pPr>
-      <w:r>
-        <w:rPr>
-          <w:rFonts w:ascii="Arial" w:hAnsi="Arial" w:cs="Arial"/>
-          <w:sz w:val="20"/>
-          <w:szCs w:val="20"/>
-          <w:lang w:val="en-GB"/>
-        </w:rPr>
-        <w:t>#SBATCH --mem=100g</w:t>
-      </w:r>
-    </w:p>
-    <w:p>
-      <w:pPr>
-        <w:rPr>
-          <w:rFonts w:ascii="Arial" w:hAnsi="Arial" w:cs="Arial"/>
-          <w:sz w:val="20"/>
-          <w:szCs w:val="20"/>
-          <w:lang w:val="en-GB"/>
-        </w:rPr>
-      </w:pPr>
-      <w:r>
-        <w:rPr>
-          <w:rFonts w:ascii="Arial" w:hAnsi="Arial" w:cs="Arial"/>
-          <w:sz w:val="20"/>
-          <w:szCs w:val="20"/>
-          <w:lang w:val="en-GB"/>
-        </w:rPr>
-        <w:t>#SBATCH -c 10</w:t>
-      </w:r>
-    </w:p>
-    <w:p>
-      <w:pPr>
-        <w:rPr>
-          <w:rFonts w:ascii="Arial" w:hAnsi="Arial" w:cs="Arial"/>
-          <w:sz w:val="20"/>
-          <w:szCs w:val="20"/>
-          <w:lang w:val="en-GB"/>
-        </w:rPr>
-      </w:pPr>
-      <w:r>
-        <w:rPr>
-          <w:rFonts w:ascii="Arial" w:hAnsi="Arial" w:cs="Arial"/>
-          <w:sz w:val="20"/>
-          <w:szCs w:val="20"/>
-          <w:lang w:val="en-GB"/>
-        </w:rPr>
-        <w:t>#SBATCH --time=2:0:0</w:t>
-      </w:r>
-    </w:p>
-    <w:p>
-      <w:pPr>
-        <w:rPr>
-          <w:rFonts w:ascii="Arial" w:hAnsi="Arial" w:cs="Arial"/>
-          <w:sz w:val="20"/>
-          <w:szCs w:val="20"/>
-          <w:lang w:val="en-GB"/>
-        </w:rPr>
-      </w:pPr>
-      <w:r>
-        <w:rPr>
-          <w:rFonts w:ascii="Arial" w:hAnsi="Arial" w:cs="Arial"/>
-          <w:sz w:val="20"/>
-          <w:szCs w:val="20"/>
-          <w:lang w:val="en-GB"/>
-        </w:rPr>
-        <w:t xml:space="preserve">#SBATCH --account </w:t>
-      </w:r>
-      <w:proofErr w:type="spellStart"/>
-      <w:r>
-        <w:rPr>
-          <w:rFonts w:ascii="Arial" w:hAnsi="Arial" w:cs="Arial"/>
-          <w:sz w:val="20"/>
-          <w:szCs w:val="20"/>
-          <w:lang w:val="en-GB"/>
-        </w:rPr>
-        <w:t>InRoot</w:t>
-      </w:r>
-      <w:proofErr w:type="spellEnd"/>
-    </w:p>
-    <w:p>
-      <w:pPr>
-        <w:rPr>
-          <w:rFonts w:ascii="Arial" w:hAnsi="Arial" w:cs="Arial"/>
-          <w:sz w:val="20"/>
-          <w:szCs w:val="20"/>
-          <w:lang w:val="en-GB"/>
-        </w:rPr>
-      </w:pPr>
-    </w:p>
-    <w:p>
-      <w:pPr>
-        <w:rPr>
-          <w:rFonts w:ascii="Arial" w:hAnsi="Arial" w:cs="Arial"/>
-          <w:sz w:val="20"/>
-          <w:szCs w:val="20"/>
-          <w:lang w:val="en-GB"/>
-        </w:rPr>
-      </w:pPr>
-      <w:proofErr w:type="spellStart"/>
-      <w:r>
-        <w:rPr>
-          <w:rFonts w:ascii="Arial" w:hAnsi="Arial" w:cs="Arial"/>
-          <w:sz w:val="20"/>
-          <w:szCs w:val="20"/>
-          <w:lang w:val="en-GB"/>
-        </w:rPr>
-        <w:t>biom</w:t>
-      </w:r>
-      <w:proofErr w:type="spellEnd"/>
-      <w:r>
-        <w:rPr>
-          <w:rFonts w:ascii="Arial" w:hAnsi="Arial" w:cs="Arial"/>
-          <w:sz w:val="20"/>
-          <w:szCs w:val="20"/>
-          <w:lang w:val="en-GB"/>
-        </w:rPr>
-        <w:t xml:space="preserve"> convert -</w:t>
-      </w:r>
-      <w:proofErr w:type="spellStart"/>
-      <w:r>
-        <w:rPr>
-          <w:rFonts w:ascii="Arial" w:hAnsi="Arial" w:cs="Arial"/>
-          <w:sz w:val="20"/>
-          <w:szCs w:val="20"/>
-          <w:lang w:val="en-GB"/>
-        </w:rPr>
-        <w:t>i</w:t>
-      </w:r>
-      <w:proofErr w:type="spellEnd"/>
-      <w:r>
-        <w:rPr>
-          <w:rFonts w:ascii="Arial" w:hAnsi="Arial" w:cs="Arial"/>
-          <w:sz w:val="20"/>
-          <w:szCs w:val="20"/>
-          <w:lang w:val="en-GB"/>
-        </w:rPr>
-        <w:t xml:space="preserve"> feature-</w:t>
-      </w:r>
-      <w:proofErr w:type="spellStart"/>
-      <w:proofErr w:type="gramStart"/>
-      <w:r>
-        <w:rPr>
-          <w:rFonts w:ascii="Arial" w:hAnsi="Arial" w:cs="Arial"/>
-          <w:sz w:val="20"/>
-          <w:szCs w:val="20"/>
-          <w:lang w:val="en-GB"/>
-        </w:rPr>
-        <w:t>table.biom</w:t>
-      </w:r>
-      <w:proofErr w:type="spellEnd"/>
-      <w:proofErr w:type="gramEnd"/>
-      <w:r>
-        <w:rPr>
-          <w:rFonts w:ascii="Arial" w:hAnsi="Arial" w:cs="Arial"/>
-          <w:sz w:val="20"/>
-          <w:szCs w:val="20"/>
-          <w:lang w:val="en-GB"/>
-        </w:rPr>
-        <w:t xml:space="preserve"> -o feature-</w:t>
-      </w:r>
-      <w:proofErr w:type="spellStart"/>
-      <w:r>
-        <w:rPr>
-          <w:rFonts w:ascii="Arial" w:hAnsi="Arial" w:cs="Arial"/>
-          <w:sz w:val="20"/>
-          <w:szCs w:val="20"/>
-          <w:lang w:val="en-GB"/>
-        </w:rPr>
-        <w:t>table_LotusSYM_LjSC.tsv</w:t>
-      </w:r>
-      <w:proofErr w:type="spellEnd"/>
-      <w:r>
-        <w:rPr>
-          <w:rFonts w:ascii="Arial" w:hAnsi="Arial" w:cs="Arial"/>
-          <w:sz w:val="20"/>
-          <w:szCs w:val="20"/>
-          <w:lang w:val="en-GB"/>
-        </w:rPr>
-        <w:t xml:space="preserve"> --to-</w:t>
-      </w:r>
-      <w:proofErr w:type="spellStart"/>
-      <w:r>
-        <w:rPr>
-          <w:rFonts w:ascii="Arial" w:hAnsi="Arial" w:cs="Arial"/>
-          <w:sz w:val="20"/>
-          <w:szCs w:val="20"/>
-          <w:lang w:val="en-GB"/>
-        </w:rPr>
-        <w:t>tsv</w:t>
-      </w:r>
-      <w:proofErr w:type="spellEnd"/>
+        <w:t xml:space="preserve">  --input-path LotusSC_clustered_table_99.qza \</w:t>
+      </w:r>
+    </w:p>
+    <w:p>
+      <w:pPr>
+        <w:rPr>
+          <w:rFonts w:ascii="Arial" w:hAnsi="Arial" w:cs="Arial"/>
+          <w:sz w:val="20"/>
+          <w:szCs w:val="20"/>
+          <w:lang w:val="en-GB"/>
+        </w:rPr>
+      </w:pPr>
+      <w:r>
+        <w:rPr>
+          <w:rFonts w:ascii="Arial" w:hAnsi="Arial" w:cs="Arial"/>
+          <w:sz w:val="20"/>
+          <w:szCs w:val="20"/>
+          <w:lang w:val="en-GB"/>
+        </w:rPr>
+        <w:t xml:space="preserve">  --output-path LotusSC_clustered_table_99</w:t>
+      </w:r>
+    </w:p>
+    <w:p>
+      <w:pPr>
+        <w:rPr>
+          <w:rFonts w:ascii="Arial" w:hAnsi="Arial" w:cs="Arial"/>
+          <w:sz w:val="20"/>
+          <w:szCs w:val="20"/>
+          <w:lang w:val="en-GB"/>
+        </w:rPr>
+      </w:pPr>
+    </w:p>
+    <w:p>
+      <w:pPr>
+        <w:rPr>
+          <w:rFonts w:ascii="Arial" w:hAnsi="Arial" w:cs="Arial"/>
+          <w:sz w:val="20"/>
+          <w:szCs w:val="20"/>
+          <w:lang w:val="en-GB"/>
+        </w:rPr>
+      </w:pPr>
+      <w:r>
+        <w:rPr>
+          <w:rFonts w:ascii="Arial" w:hAnsi="Arial" w:cs="Arial"/>
+          <w:sz w:val="20"/>
+          <w:szCs w:val="20"/>
+          <w:lang w:val="en-GB"/>
+        </w:rPr>
+        <w:t>biom convert \</w:t>
+      </w:r>
+    </w:p>
+    <w:p>
+      <w:pPr>
+        <w:rPr>
+          <w:rFonts w:ascii="Arial" w:hAnsi="Arial" w:cs="Arial"/>
+          <w:sz w:val="20"/>
+          <w:szCs w:val="20"/>
+          <w:lang w:val="en-GB"/>
+        </w:rPr>
+      </w:pPr>
+      <w:r>
+        <w:rPr>
+          <w:rFonts w:ascii="Arial" w:hAnsi="Arial" w:cs="Arial"/>
+          <w:sz w:val="20"/>
+          <w:szCs w:val="20"/>
+          <w:lang w:val="en-GB"/>
+        </w:rPr>
+        <w:t xml:space="preserve">  -i LotusSC_clustered_table_99/feature-table.biom \</w:t>
+      </w:r>
+    </w:p>
+    <w:p>
+      <w:pPr>
+        <w:rPr>
+          <w:rFonts w:ascii="Arial" w:hAnsi="Arial" w:cs="Arial"/>
+          <w:sz w:val="20"/>
+          <w:szCs w:val="20"/>
+          <w:lang w:val="en-GB"/>
+        </w:rPr>
+      </w:pPr>
+      <w:r>
+        <w:rPr>
+          <w:rFonts w:ascii="Arial" w:hAnsi="Arial" w:cs="Arial"/>
+          <w:sz w:val="20"/>
+          <w:szCs w:val="20"/>
+          <w:lang w:val="en-GB"/>
+        </w:rPr>
+        <w:t xml:space="preserve">  -o LotusSC_clustered_table_99/LotusSC_ASVtable.tsv \</w:t>
+      </w:r>
+    </w:p>
+    <w:p>
+      <w:pPr>
+        <w:rPr>
+          <w:rFonts w:ascii="Arial" w:hAnsi="Arial" w:cs="Arial"/>
+          <w:sz w:val="20"/>
+          <w:szCs w:val="20"/>
+          <w:lang w:val="en-GB"/>
+        </w:rPr>
+      </w:pPr>
+      <w:r>
+        <w:rPr>
+          <w:rFonts w:ascii="Arial" w:hAnsi="Arial" w:cs="Arial"/>
+          <w:sz w:val="20"/>
+          <w:szCs w:val="20"/>
+          <w:lang w:val="en-GB"/>
+        </w:rPr>
+        <w:t xml:space="preserve">  --to-tsv</w:t>
+      </w:r>
     </w:p>
     <w:sectPr>
       <w:pgSz w:w="11906" w:h="16838"/>
